--- a/CoLab_Space_Point_Proposal_Photos.docx
+++ b/CoLab_Space_Point_Proposal_Photos.docx
@@ -5,13 +5,12 @@
   <w:body>
     <w:p>
       <w:pPr>
-        <w:spacing w:before="160" w:after="240"/>
         <w:jc w:val="center"/>
       </w:pPr>
       <w:r>
         <w:drawing>
           <wp:inline xmlns:a="http://schemas.openxmlformats.org/drawingml/2006/main" xmlns:pic="http://schemas.openxmlformats.org/drawingml/2006/picture">
-            <wp:extent cx="5943600" cy="2170807"/>
+            <wp:extent cx="1280160" cy="309372"/>
             <wp:docPr id="1" name="Picture 1"/>
             <wp:cNvGraphicFramePr>
               <a:graphicFrameLocks noChangeAspect="1"/>
@@ -20,7 +19,7 @@
               <a:graphicData uri="http://schemas.openxmlformats.org/drawingml/2006/picture">
                 <pic:pic>
                   <pic:nvPicPr>
-                    <pic:cNvPr id="0" name="cover_banner.jpg"/>
+                    <pic:cNvPr id="0" name="logo.png"/>
                     <pic:cNvPicPr/>
                   </pic:nvPicPr>
                   <pic:blipFill>
@@ -32,7 +31,7 @@
                   <pic:spPr>
                     <a:xfrm>
                       <a:off x="0" y="0"/>
-                      <a:ext cx="5943600" cy="2170807"/>
+                      <a:ext cx="1280160" cy="309372"/>
                     </a:xfrm>
                     <a:prstGeom prst="rect"/>
                   </pic:spPr>
@@ -45,47 +44,7 @@
     </w:p>
     <w:p>
       <w:pPr>
-        <w:spacing w:before="160" w:after="240"/>
-        <w:jc w:val="center"/>
-      </w:pPr>
-      <w:r>
-        <w:drawing>
-          <wp:inline xmlns:a="http://schemas.openxmlformats.org/drawingml/2006/main" xmlns:pic="http://schemas.openxmlformats.org/drawingml/2006/picture">
-            <wp:extent cx="1828800" cy="441960"/>
-            <wp:docPr id="2" name="Picture 2"/>
-            <wp:cNvGraphicFramePr>
-              <a:graphicFrameLocks noChangeAspect="1"/>
-            </wp:cNvGraphicFramePr>
-            <a:graphic>
-              <a:graphicData uri="http://schemas.openxmlformats.org/drawingml/2006/picture">
-                <pic:pic>
-                  <pic:nvPicPr>
-                    <pic:cNvPr id="0" name="logo.png"/>
-                    <pic:cNvPicPr/>
-                  </pic:nvPicPr>
-                  <pic:blipFill>
-                    <a:blip r:embed="rId10"/>
-                    <a:stretch>
-                      <a:fillRect/>
-                    </a:stretch>
-                  </pic:blipFill>
-                  <pic:spPr>
-                    <a:xfrm>
-                      <a:off x="0" y="0"/>
-                      <a:ext cx="1828800" cy="441960"/>
-                    </a:xfrm>
-                    <a:prstGeom prst="rect"/>
-                  </pic:spPr>
-                </pic:pic>
-              </a:graphicData>
-            </a:graphic>
-          </wp:inline>
-        </w:drawing>
-      </w:r>
-    </w:p>
-    <w:p>
-      <w:pPr>
-        <w:spacing w:after="200"/>
+        <w:spacing w:after="80" w:before="40"/>
         <w:jc w:val="center"/>
       </w:pPr>
       <w:r>
@@ -93,14 +52,14 @@
           <w:rFonts w:ascii="Arial" w:hAnsi="Arial"/>
           <w:b/>
           <w:color w:val="06ACBA"/>
-          <w:sz w:val="32"/>
+          <w:sz w:val="28"/>
         </w:rPr>
         <w:t>CoLab Point</w:t>
       </w:r>
     </w:p>
     <w:p>
       <w:pPr>
-        <w:spacing w:after="200"/>
+        <w:spacing w:after="120" w:before="40"/>
         <w:jc w:val="center"/>
       </w:pPr>
       <w:r>
@@ -108,14 +67,14 @@
           <w:rFonts w:ascii="Arial" w:hAnsi="Arial"/>
           <w:b/>
           <w:color w:val="000000"/>
-          <w:sz w:val="56"/>
+          <w:sz w:val="52"/>
         </w:rPr>
         <w:t>CoLab Space Point</w:t>
       </w:r>
     </w:p>
     <w:p>
       <w:pPr>
-        <w:spacing w:after="200"/>
+        <w:spacing w:after="200" w:before="40"/>
         <w:jc w:val="center"/>
       </w:pPr>
       <w:r>
@@ -123,44 +82,14 @@
           <w:rFonts w:ascii="Arial" w:hAnsi="Arial"/>
           <w:b/>
           <w:color w:val="000000"/>
-          <w:sz w:val="36"/>
+          <w:sz w:val="32"/>
         </w:rPr>
         <w:t>Digital Agency Proposal</w:t>
       </w:r>
     </w:p>
     <w:p>
       <w:pPr>
-        <w:spacing w:after="200"/>
-        <w:jc w:val="center"/>
-      </w:pPr>
-      <w:r>
-        <w:rPr>
-          <w:rFonts w:ascii="Arial" w:hAnsi="Arial"/>
-          <w:b w:val="0"/>
-          <w:color w:val="000000"/>
-          <w:sz w:val="26"/>
-        </w:rPr>
-        <w:t>Website Designing &amp; Development  |  Digital Marketing</w:t>
-      </w:r>
-    </w:p>
-    <w:p>
-      <w:pPr>
-        <w:spacing w:after="200"/>
-        <w:jc w:val="center"/>
-      </w:pPr>
-      <w:r>
-        <w:rPr>
-          <w:rFonts w:ascii="Arial" w:hAnsi="Arial"/>
-          <w:b/>
-          <w:color w:val="04243C"/>
-          <w:sz w:val="26"/>
-        </w:rPr>
-        <w:t>www.colabpoint.com</w:t>
-      </w:r>
-    </w:p>
-    <w:p>
-      <w:pPr>
-        <w:spacing w:after="200"/>
+        <w:spacing w:after="120" w:before="40"/>
         <w:jc w:val="center"/>
       </w:pPr>
       <w:r>
@@ -170,12 +99,27 @@
           <w:color w:val="000000"/>
           <w:sz w:val="24"/>
         </w:rPr>
-        <w:t>+92 349 7684322  |  +92 478 986460</w:t>
+        <w:t>Website Designing &amp; Development  |  Digital Marketing</w:t>
       </w:r>
     </w:p>
     <w:p>
       <w:pPr>
-        <w:spacing w:after="200"/>
+        <w:spacing w:after="160" w:before="40"/>
+        <w:jc w:val="center"/>
+      </w:pPr>
+      <w:r>
+        <w:rPr>
+          <w:rFonts w:ascii="Arial" w:hAnsi="Arial"/>
+          <w:b/>
+          <w:color w:val="04243C"/>
+          <w:sz w:val="24"/>
+        </w:rPr>
+        <w:t>www.colabpoint.com</w:t>
+      </w:r>
+    </w:p>
+    <w:p>
+      <w:pPr>
+        <w:spacing w:after="60" w:before="40"/>
         <w:jc w:val="center"/>
       </w:pPr>
       <w:r>
@@ -183,14 +127,14 @@
           <w:rFonts w:ascii="Arial" w:hAnsi="Arial"/>
           <w:b w:val="0"/>
           <w:color w:val="000000"/>
-          <w:sz w:val="24"/>
+          <w:sz w:val="22"/>
         </w:rPr>
-        <w:t>colabpoint@gmail.com  |  hello@colabpoint.com</w:t>
+        <w:t>+92 349 7684322  |  +92 478 986460</w:t>
       </w:r>
     </w:p>
     <w:p>
       <w:pPr>
-        <w:spacing w:after="200"/>
+        <w:spacing w:after="60" w:before="40"/>
         <w:jc w:val="center"/>
       </w:pPr>
       <w:r>
@@ -198,7 +142,22 @@
           <w:rFonts w:ascii="Arial" w:hAnsi="Arial"/>
           <w:b w:val="0"/>
           <w:color w:val="000000"/>
-          <w:sz w:val="24"/>
+          <w:sz w:val="22"/>
+        </w:rPr>
+        <w:t>colabpoint@gmail.com  |  hello@colabpoint.com</w:t>
+      </w:r>
+    </w:p>
+    <w:p>
+      <w:pPr>
+        <w:spacing w:after="60" w:before="40"/>
+        <w:jc w:val="center"/>
+      </w:pPr>
+      <w:r>
+        <w:rPr>
+          <w:rFonts w:ascii="Arial" w:hAnsi="Arial"/>
+          <w:b w:val="0"/>
+          <w:color w:val="000000"/>
+          <w:sz w:val="22"/>
         </w:rPr>
         <w:t>2nd Floor Anwar Center, Madina Road Near Gymkhana, Gujrat, Pakistan</w:t>
       </w:r>
@@ -208,605 +167,300 @@
         <w:br w:type="page"/>
       </w:r>
     </w:p>
+    <w:tbl>
+      <w:tblPr>
+        <w:tblW w:type="auto" w:w="0"/>
+        <w:jc w:val="left"/>
+        <w:tblLook w:firstColumn="1" w:firstRow="1" w:lastColumn="0" w:lastRow="0" w:noHBand="0" w:noVBand="1" w:val="04A0"/>
+      </w:tblPr>
+      <w:tblGrid>
+        <w:gridCol w:w="907"/>
+        <w:gridCol w:w="8504"/>
+      </w:tblGrid>
+      <w:tr>
+        <w:tc>
+          <w:tcPr>
+            <w:tcW w:type="dxa" w:w="4873"/>
+          </w:tcPr>
+          <w:p>
+            <w:pPr>
+              <w:jc w:val="center"/>
+            </w:pPr>
+            <w:r>
+              <w:drawing>
+                <wp:inline xmlns:a="http://schemas.openxmlformats.org/drawingml/2006/main" xmlns:pic="http://schemas.openxmlformats.org/drawingml/2006/picture">
+                  <wp:extent cx="502920" cy="502920"/>
+                  <wp:docPr id="2" name="Picture 2"/>
+                  <wp:cNvGraphicFramePr>
+                    <a:graphicFrameLocks noChangeAspect="1"/>
+                  </wp:cNvGraphicFramePr>
+                  <a:graphic>
+                    <a:graphicData uri="http://schemas.openxmlformats.org/drawingml/2006/picture">
+                      <pic:pic>
+                        <pic:nvPicPr>
+                          <pic:cNvPr id="0" name="company.png"/>
+                          <pic:cNvPicPr/>
+                        </pic:nvPicPr>
+                        <pic:blipFill>
+                          <a:blip r:embed="rId10"/>
+                          <a:stretch>
+                            <a:fillRect/>
+                          </a:stretch>
+                        </pic:blipFill>
+                        <pic:spPr>
+                          <a:xfrm>
+                            <a:off x="0" y="0"/>
+                            <a:ext cx="502920" cy="502920"/>
+                          </a:xfrm>
+                          <a:prstGeom prst="rect"/>
+                        </pic:spPr>
+                      </pic:pic>
+                    </a:graphicData>
+                  </a:graphic>
+                </wp:inline>
+              </w:drawing>
+            </w:r>
+          </w:p>
+        </w:tc>
+        <w:tc>
+          <w:tcPr>
+            <w:tcW w:type="dxa" w:w="4873"/>
+          </w:tcPr>
+          <w:p>
+            <w:r>
+              <w:rPr>
+                <w:rFonts w:ascii="Arial" w:hAnsi="Arial"/>
+                <w:b/>
+                <w:color w:val="000000"/>
+                <w:sz w:val="36"/>
+              </w:rPr>
+              <w:t>Company Profile</w:t>
+            </w:r>
+          </w:p>
+          <w:p>
+            <w:r>
+              <w:rPr>
+                <w:rFonts w:ascii="Arial" w:hAnsi="Arial"/>
+                <w:b w:val="0"/>
+                <w:color w:val="04243C"/>
+                <w:sz w:val="22"/>
+              </w:rPr>
+              <w:t>Digital services from CoLab Point, Gujrat</w:t>
+            </w:r>
+          </w:p>
+        </w:tc>
+      </w:tr>
+    </w:tbl>
+    <w:p/>
     <w:p>
       <w:pPr>
-        <w:spacing w:before="280" w:after="120"/>
+        <w:spacing w:after="160" w:before="40"/>
+      </w:pPr>
+      <w:r>
+        <w:rPr>
+          <w:rFonts w:ascii="Arial" w:hAnsi="Arial"/>
+          <w:b w:val="0"/>
+          <w:color w:val="000000"/>
+          <w:sz w:val="24"/>
+        </w:rPr>
+        <w:t>CoLab Space Point is the digital services arm of CoLab Point, Gujrat. We build websites, e-commerce stores, and run performance marketing campaigns.</w:t>
+      </w:r>
+    </w:p>
+    <w:p>
+      <w:pPr>
+        <w:spacing w:after="200" w:before="40"/>
+      </w:pPr>
+      <w:r>
+        <w:rPr>
+          <w:rFonts w:ascii="Arial" w:hAnsi="Arial"/>
+          <w:b w:val="0"/>
+          <w:color w:val="000000"/>
+          <w:sz w:val="24"/>
+        </w:rPr>
+        <w:t>WordPress is our primary development platform. Custom solutions are available on request.</w:t>
+      </w:r>
+    </w:p>
+    <w:tbl>
+      <w:tblPr>
+        <w:tblW w:type="auto" w:w="0"/>
+        <w:jc w:val="left"/>
+        <w:tblLook w:firstColumn="1" w:firstRow="1" w:lastColumn="0" w:lastRow="0" w:noHBand="0" w:noVBand="1" w:val="04A0"/>
+      </w:tblPr>
+      <w:tblGrid>
+        <w:gridCol w:w="907"/>
+        <w:gridCol w:w="8504"/>
+      </w:tblGrid>
+      <w:tr>
+        <w:tc>
+          <w:tcPr>
+            <w:tcW w:type="dxa" w:w="4873"/>
+          </w:tcPr>
+          <w:p>
+            <w:pPr>
+              <w:jc w:val="center"/>
+            </w:pPr>
+            <w:r>
+              <w:drawing>
+                <wp:inline xmlns:a="http://schemas.openxmlformats.org/drawingml/2006/main" xmlns:pic="http://schemas.openxmlformats.org/drawingml/2006/picture">
+                  <wp:extent cx="502920" cy="502920"/>
+                  <wp:docPr id="3" name="Picture 3"/>
+                  <wp:cNvGraphicFramePr>
+                    <a:graphicFrameLocks noChangeAspect="1"/>
+                  </wp:cNvGraphicFramePr>
+                  <a:graphic>
+                    <a:graphicData uri="http://schemas.openxmlformats.org/drawingml/2006/picture">
+                      <pic:pic>
+                        <pic:nvPicPr>
+                          <pic:cNvPr id="0" name="website.png"/>
+                          <pic:cNvPicPr/>
+                        </pic:nvPicPr>
+                        <pic:blipFill>
+                          <a:blip r:embed="rId11"/>
+                          <a:stretch>
+                            <a:fillRect/>
+                          </a:stretch>
+                        </pic:blipFill>
+                        <pic:spPr>
+                          <a:xfrm>
+                            <a:off x="0" y="0"/>
+                            <a:ext cx="502920" cy="502920"/>
+                          </a:xfrm>
+                          <a:prstGeom prst="rect"/>
+                        </pic:spPr>
+                      </pic:pic>
+                    </a:graphicData>
+                  </a:graphic>
+                </wp:inline>
+              </w:drawing>
+            </w:r>
+          </w:p>
+        </w:tc>
+        <w:tc>
+          <w:tcPr>
+            <w:tcW w:type="dxa" w:w="4873"/>
+          </w:tcPr>
+          <w:p>
+            <w:r>
+              <w:rPr>
+                <w:rFonts w:ascii="Arial" w:hAnsi="Arial"/>
+                <w:b/>
+                <w:color w:val="000000"/>
+                <w:sz w:val="36"/>
+              </w:rPr>
+              <w:t>Website Designing &amp; Development</w:t>
+            </w:r>
+          </w:p>
+        </w:tc>
+      </w:tr>
+    </w:tbl>
+    <w:p/>
+    <w:p>
+      <w:r>
+        <w:br w:type="page"/>
+      </w:r>
+    </w:p>
+    <w:tbl>
+      <w:tblPr>
+        <w:tblW w:type="auto" w:w="0"/>
+        <w:jc w:val="left"/>
+        <w:tblLook w:firstColumn="1" w:firstRow="1" w:lastColumn="0" w:lastRow="0" w:noHBand="0" w:noVBand="1" w:val="04A0"/>
+      </w:tblPr>
+      <w:tblGrid>
+        <w:gridCol w:w="907"/>
+        <w:gridCol w:w="8504"/>
+      </w:tblGrid>
+      <w:tr>
+        <w:tc>
+          <w:tcPr>
+            <w:tcW w:type="dxa" w:w="4873"/>
+          </w:tcPr>
+          <w:p>
+            <w:pPr>
+              <w:jc w:val="center"/>
+            </w:pPr>
+            <w:r>
+              <w:drawing>
+                <wp:inline xmlns:a="http://schemas.openxmlformats.org/drawingml/2006/main" xmlns:pic="http://schemas.openxmlformats.org/drawingml/2006/picture">
+                  <wp:extent cx="502920" cy="502920"/>
+                  <wp:docPr id="4" name="Picture 4"/>
+                  <wp:cNvGraphicFramePr>
+                    <a:graphicFrameLocks noChangeAspect="1"/>
+                  </wp:cNvGraphicFramePr>
+                  <a:graphic>
+                    <a:graphicData uri="http://schemas.openxmlformats.org/drawingml/2006/picture">
+                      <pic:pic>
+                        <pic:nvPicPr>
+                          <pic:cNvPr id="0" name="basic.png"/>
+                          <pic:cNvPicPr/>
+                        </pic:nvPicPr>
+                        <pic:blipFill>
+                          <a:blip r:embed="rId12"/>
+                          <a:stretch>
+                            <a:fillRect/>
+                          </a:stretch>
+                        </pic:blipFill>
+                        <pic:spPr>
+                          <a:xfrm>
+                            <a:off x="0" y="0"/>
+                            <a:ext cx="502920" cy="502920"/>
+                          </a:xfrm>
+                          <a:prstGeom prst="rect"/>
+                        </pic:spPr>
+                      </pic:pic>
+                    </a:graphicData>
+                  </a:graphic>
+                </wp:inline>
+              </w:drawing>
+            </w:r>
+          </w:p>
+        </w:tc>
+        <w:tc>
+          <w:tcPr>
+            <w:tcW w:type="dxa" w:w="4873"/>
+          </w:tcPr>
+          <w:p>
+            <w:r>
+              <w:rPr>
+                <w:rFonts w:ascii="Arial" w:hAnsi="Arial"/>
+                <w:b/>
+                <w:color w:val="000000"/>
+                <w:sz w:val="36"/>
+              </w:rPr>
+              <w:t>BASIC WEBSITE — PKR 50,000</w:t>
+            </w:r>
+          </w:p>
+          <w:p>
+            <w:r>
+              <w:rPr>
+                <w:rFonts w:ascii="Arial" w:hAnsi="Arial"/>
+                <w:b w:val="0"/>
+                <w:color w:val="04243C"/>
+                <w:sz w:val="22"/>
+              </w:rPr>
+              <w:t>Package Price: PKR 50,000</w:t>
+            </w:r>
+          </w:p>
+        </w:tc>
+      </w:tr>
+    </w:tbl>
+    <w:p/>
+    <w:p>
+      <w:pPr>
+        <w:spacing w:after="160" w:before="40"/>
       </w:pPr>
       <w:r>
         <w:rPr>
           <w:rFonts w:ascii="Arial" w:hAnsi="Arial"/>
           <w:b/>
           <w:color w:val="000000"/>
-          <w:sz w:val="40"/>
+          <w:sz w:val="24"/>
         </w:rPr>
-        <w:t>Company Profile</w:t>
+        <w:t>Best for: Small businesses and startups</w:t>
       </w:r>
     </w:p>
     <w:p>
       <w:pPr>
-        <w:spacing w:before="160" w:after="240"/>
-        <w:jc w:val="center"/>
-      </w:pPr>
-      <w:r>
-        <w:drawing>
-          <wp:inline xmlns:a="http://schemas.openxmlformats.org/drawingml/2006/main" xmlns:pic="http://schemas.openxmlformats.org/drawingml/2006/picture">
-            <wp:extent cx="5943600" cy="3967353"/>
-            <wp:docPr id="3" name="Picture 3"/>
-            <wp:cNvGraphicFramePr>
-              <a:graphicFrameLocks noChangeAspect="1"/>
-            </wp:cNvGraphicFramePr>
-            <a:graphic>
-              <a:graphicData uri="http://schemas.openxmlformats.org/drawingml/2006/picture">
-                <pic:pic>
-                  <pic:nvPicPr>
-                    <pic:cNvPr id="0" name="office.png"/>
-                    <pic:cNvPicPr/>
-                  </pic:nvPicPr>
-                  <pic:blipFill>
-                    <a:blip r:embed="rId11"/>
-                    <a:stretch>
-                      <a:fillRect/>
-                    </a:stretch>
-                  </pic:blipFill>
-                  <pic:spPr>
-                    <a:xfrm>
-                      <a:off x="0" y="0"/>
-                      <a:ext cx="5943600" cy="3967353"/>
-                    </a:xfrm>
-                    <a:prstGeom prst="rect"/>
-                  </pic:spPr>
-                </pic:pic>
-              </a:graphicData>
-            </a:graphic>
-          </wp:inline>
-        </w:drawing>
-      </w:r>
-    </w:p>
-    <w:p>
-      <w:pPr>
-        <w:spacing w:after="200"/>
-      </w:pPr>
-      <w:r>
-        <w:rPr>
-          <w:rFonts w:ascii="Arial" w:hAnsi="Arial"/>
-          <w:b w:val="0"/>
-          <w:color w:val="000000"/>
-          <w:sz w:val="28"/>
-        </w:rPr>
-        <w:t>CoLab Space Point is the digital services arm of CoLab Point, Gujrat. We build websites, e-commerce stores, and run performance marketing campaigns.</w:t>
-      </w:r>
-    </w:p>
-    <w:p>
-      <w:pPr>
-        <w:spacing w:before="280" w:after="120"/>
-      </w:pPr>
-      <w:r>
-        <w:rPr>
-          <w:rFonts w:ascii="Arial" w:hAnsi="Arial"/>
-          <w:b/>
-          <w:color w:val="000000"/>
-          <w:sz w:val="40"/>
-        </w:rPr>
-        <w:t>Website Designing &amp; Development</w:t>
-      </w:r>
-    </w:p>
-    <w:p>
-      <w:pPr>
-        <w:spacing w:before="160" w:after="240"/>
-        <w:jc w:val="center"/>
-      </w:pPr>
-      <w:r>
-        <w:drawing>
-          <wp:inline xmlns:a="http://schemas.openxmlformats.org/drawingml/2006/main" xmlns:pic="http://schemas.openxmlformats.org/drawingml/2006/picture">
-            <wp:extent cx="5943600" cy="4234815"/>
-            <wp:docPr id="4" name="Picture 4"/>
-            <wp:cNvGraphicFramePr>
-              <a:graphicFrameLocks noChangeAspect="1"/>
-            </wp:cNvGraphicFramePr>
-            <a:graphic>
-              <a:graphicData uri="http://schemas.openxmlformats.org/drawingml/2006/picture">
-                <pic:pic>
-                  <pic:nvPicPr>
-                    <pic:cNvPr id="0" name="web_design.png"/>
-                    <pic:cNvPicPr/>
-                  </pic:nvPicPr>
-                  <pic:blipFill>
-                    <a:blip r:embed="rId12"/>
-                    <a:stretch>
-                      <a:fillRect/>
-                    </a:stretch>
-                  </pic:blipFill>
-                  <pic:spPr>
-                    <a:xfrm>
-                      <a:off x="0" y="0"/>
-                      <a:ext cx="5943600" cy="4234815"/>
-                    </a:xfrm>
-                    <a:prstGeom prst="rect"/>
-                  </pic:spPr>
-                </pic:pic>
-              </a:graphicData>
-            </a:graphic>
-          </wp:inline>
-        </w:drawing>
-      </w:r>
-    </w:p>
-    <w:p>
-      <w:r>
-        <w:br w:type="page"/>
-      </w:r>
-    </w:p>
-    <w:p>
-      <w:pPr>
-        <w:spacing w:before="280" w:after="120"/>
-      </w:pPr>
-      <w:r>
-        <w:rPr>
-          <w:rFonts w:ascii="Arial" w:hAnsi="Arial"/>
-          <w:b/>
-          <w:color w:val="000000"/>
-          <w:sz w:val="40"/>
-        </w:rPr>
-        <w:t>BASIC WEBSITE — PKR 50,000</w:t>
-      </w:r>
-    </w:p>
-    <w:p>
-      <w:pPr>
-        <w:spacing w:before="160" w:after="240"/>
-        <w:jc w:val="center"/>
-      </w:pPr>
-      <w:r>
-        <w:drawing>
-          <wp:inline xmlns:a="http://schemas.openxmlformats.org/drawingml/2006/main" xmlns:pic="http://schemas.openxmlformats.org/drawingml/2006/picture">
-            <wp:extent cx="5486400" cy="3909060"/>
-            <wp:docPr id="5" name="Picture 5"/>
-            <wp:cNvGraphicFramePr>
-              <a:graphicFrameLocks noChangeAspect="1"/>
-            </wp:cNvGraphicFramePr>
-            <a:graphic>
-              <a:graphicData uri="http://schemas.openxmlformats.org/drawingml/2006/picture">
-                <pic:pic>
-                  <pic:nvPicPr>
-                    <pic:cNvPr id="0" name="web_design.png"/>
-                    <pic:cNvPicPr/>
-                  </pic:nvPicPr>
-                  <pic:blipFill>
-                    <a:blip r:embed="rId12"/>
-                    <a:stretch>
-                      <a:fillRect/>
-                    </a:stretch>
-                  </pic:blipFill>
-                  <pic:spPr>
-                    <a:xfrm>
-                      <a:off x="0" y="0"/>
-                      <a:ext cx="5486400" cy="3909060"/>
-                    </a:xfrm>
-                    <a:prstGeom prst="rect"/>
-                  </pic:spPr>
-                </pic:pic>
-              </a:graphicData>
-            </a:graphic>
-          </wp:inline>
-        </w:drawing>
-      </w:r>
-    </w:p>
-    <w:p>
-      <w:pPr>
-        <w:spacing w:after="200"/>
-      </w:pPr>
-      <w:r>
-        <w:rPr>
-          <w:rFonts w:ascii="Arial" w:hAnsi="Arial"/>
-          <w:b/>
-          <w:color w:val="000000"/>
-          <w:sz w:val="26"/>
-        </w:rPr>
-        <w:t>Best for: Small businesses</w:t>
-      </w:r>
-    </w:p>
-    <w:p>
-      <w:pPr>
-        <w:spacing w:after="200"/>
-      </w:pPr>
-      <w:r>
-        <w:rPr>
-          <w:rFonts w:ascii="Arial" w:hAnsi="Arial"/>
-          <w:b/>
-          <w:color w:val="06ACBA"/>
-          <w:sz w:val="28"/>
-        </w:rPr>
-        <w:t>WHAT IS INCLUDED IN THIS PRICE:</w:t>
-      </w:r>
-    </w:p>
-    <w:p>
-      <w:pPr>
-        <w:spacing w:after="80"/>
-      </w:pPr>
-      <w:r>
-        <w:rPr>
-          <w:rFonts w:ascii="Arial" w:hAnsi="Arial"/>
-          <w:b w:val="0"/>
-          <w:color w:val="000000"/>
-          <w:sz w:val="26"/>
-        </w:rPr>
-        <w:t xml:space="preserve">  •  Up to 5 pages, WordPress, custom UI</w:t>
-      </w:r>
-    </w:p>
-    <w:p>
-      <w:pPr>
-        <w:spacing w:after="80"/>
-      </w:pPr>
-      <w:r>
-        <w:rPr>
-          <w:rFonts w:ascii="Arial" w:hAnsi="Arial"/>
-          <w:b w:val="0"/>
-          <w:color w:val="000000"/>
-          <w:sz w:val="26"/>
-        </w:rPr>
-        <w:t xml:space="preserve">  •  Contact form, WhatsApp, Analytics, SSL</w:t>
-      </w:r>
-    </w:p>
-    <w:p>
-      <w:pPr>
-        <w:spacing w:after="80"/>
-      </w:pPr>
-      <w:r>
-        <w:rPr>
-          <w:rFonts w:ascii="Arial" w:hAnsi="Arial"/>
-          <w:b w:val="0"/>
-          <w:color w:val="000000"/>
-          <w:sz w:val="26"/>
-        </w:rPr>
-        <w:t xml:space="preserve">  •  30 days support</w:t>
-      </w:r>
-    </w:p>
-    <w:p>
-      <w:pPr>
-        <w:spacing w:after="80"/>
-      </w:pPr>
-      <w:r>
-        <w:rPr>
-          <w:rFonts w:ascii="Arial" w:hAnsi="Arial"/>
-          <w:b w:val="0"/>
-          <w:color w:val="000000"/>
-          <w:sz w:val="26"/>
-        </w:rPr>
-        <w:t xml:space="preserve">  •  SEO &amp; e-commerce NOT included</w:t>
-      </w:r>
-    </w:p>
-    <w:p>
-      <w:r>
-        <w:br w:type="page"/>
-      </w:r>
-    </w:p>
-    <w:p>
-      <w:pPr>
-        <w:spacing w:before="280" w:after="120"/>
-      </w:pPr>
-      <w:r>
-        <w:rPr>
-          <w:rFonts w:ascii="Arial" w:hAnsi="Arial"/>
-          <w:b/>
-          <w:color w:val="000000"/>
-          <w:sz w:val="40"/>
-        </w:rPr>
-        <w:t>STANDARD WEBSITE — PKR 80,000</w:t>
-      </w:r>
-    </w:p>
-    <w:p>
-      <w:pPr>
-        <w:spacing w:before="160" w:after="240"/>
-        <w:jc w:val="center"/>
-      </w:pPr>
-      <w:r>
-        <w:drawing>
-          <wp:inline xmlns:a="http://schemas.openxmlformats.org/drawingml/2006/main" xmlns:pic="http://schemas.openxmlformats.org/drawingml/2006/picture">
-            <wp:extent cx="5486400" cy="3662172"/>
-            <wp:docPr id="6" name="Picture 6"/>
-            <wp:cNvGraphicFramePr>
-              <a:graphicFrameLocks noChangeAspect="1"/>
-            </wp:cNvGraphicFramePr>
-            <a:graphic>
-              <a:graphicData uri="http://schemas.openxmlformats.org/drawingml/2006/picture">
-                <pic:pic>
-                  <pic:nvPicPr>
-                    <pic:cNvPr id="0" name="ecommerce.png"/>
-                    <pic:cNvPicPr/>
-                  </pic:nvPicPr>
-                  <pic:blipFill>
-                    <a:blip r:embed="rId13"/>
-                    <a:stretch>
-                      <a:fillRect/>
-                    </a:stretch>
-                  </pic:blipFill>
-                  <pic:spPr>
-                    <a:xfrm>
-                      <a:off x="0" y="0"/>
-                      <a:ext cx="5486400" cy="3662172"/>
-                    </a:xfrm>
-                    <a:prstGeom prst="rect"/>
-                  </pic:spPr>
-                </pic:pic>
-              </a:graphicData>
-            </a:graphic>
-          </wp:inline>
-        </w:drawing>
-      </w:r>
-    </w:p>
-    <w:p>
-      <w:pPr>
-        <w:spacing w:after="200"/>
-      </w:pPr>
-      <w:r>
-        <w:rPr>
-          <w:rFonts w:ascii="Arial" w:hAnsi="Arial"/>
-          <w:b/>
-          <w:color w:val="000000"/>
-          <w:sz w:val="26"/>
-        </w:rPr>
-        <w:t>Best for: Growing brands</w:t>
-      </w:r>
-    </w:p>
-    <w:p>
-      <w:pPr>
-        <w:spacing w:after="200"/>
-      </w:pPr>
-      <w:r>
-        <w:rPr>
-          <w:rFonts w:ascii="Arial" w:hAnsi="Arial"/>
-          <w:b/>
-          <w:color w:val="06ACBA"/>
-          <w:sz w:val="28"/>
-        </w:rPr>
-        <w:t>WHAT IS INCLUDED IN THIS PRICE:</w:t>
-      </w:r>
-    </w:p>
-    <w:p>
-      <w:pPr>
-        <w:spacing w:after="80"/>
-      </w:pPr>
-      <w:r>
-        <w:rPr>
-          <w:rFonts w:ascii="Arial" w:hAnsi="Arial"/>
-          <w:b w:val="0"/>
-          <w:color w:val="000000"/>
-          <w:sz w:val="26"/>
-        </w:rPr>
-        <w:t xml:space="preserve">  •  Everything in Basic, plus 10 pages</w:t>
-      </w:r>
-    </w:p>
-    <w:p>
-      <w:pPr>
-        <w:spacing w:after="80"/>
-      </w:pPr>
-      <w:r>
-        <w:rPr>
-          <w:rFonts w:ascii="Arial" w:hAnsi="Arial"/>
-          <w:b w:val="0"/>
-          <w:color w:val="000000"/>
-          <w:sz w:val="26"/>
-        </w:rPr>
-        <w:t xml:space="preserve">  •  WooCommerce, payment gateway, blog</w:t>
-      </w:r>
-    </w:p>
-    <w:p>
-      <w:pPr>
-        <w:spacing w:after="80"/>
-      </w:pPr>
-      <w:r>
-        <w:rPr>
-          <w:rFonts w:ascii="Arial" w:hAnsi="Arial"/>
-          <w:b w:val="0"/>
-          <w:color w:val="000000"/>
-          <w:sz w:val="26"/>
-        </w:rPr>
-        <w:t xml:space="preserve">  •  Advanced SEO, Facebook Pixel, 60 days support</w:t>
-      </w:r>
-    </w:p>
-    <w:p>
-      <w:r>
-        <w:br w:type="page"/>
-      </w:r>
-    </w:p>
-    <w:p>
-      <w:pPr>
-        <w:spacing w:before="280" w:after="120"/>
-      </w:pPr>
-      <w:r>
-        <w:rPr>
-          <w:rFonts w:ascii="Arial" w:hAnsi="Arial"/>
-          <w:b/>
-          <w:color w:val="000000"/>
-          <w:sz w:val="40"/>
-        </w:rPr>
-        <w:t>PREMIUM WEBSITE — PKR 120,000</w:t>
-      </w:r>
-    </w:p>
-    <w:p>
-      <w:pPr>
-        <w:spacing w:before="160" w:after="240"/>
-        <w:jc w:val="center"/>
-      </w:pPr>
-      <w:r>
-        <w:drawing>
-          <wp:inline xmlns:a="http://schemas.openxmlformats.org/drawingml/2006/main" xmlns:pic="http://schemas.openxmlformats.org/drawingml/2006/picture">
-            <wp:extent cx="5486400" cy="3653028"/>
-            <wp:docPr id="7" name="Picture 7"/>
-            <wp:cNvGraphicFramePr>
-              <a:graphicFrameLocks noChangeAspect="1"/>
-            </wp:cNvGraphicFramePr>
-            <a:graphic>
-              <a:graphicData uri="http://schemas.openxmlformats.org/drawingml/2006/picture">
-                <pic:pic>
-                  <pic:nvPicPr>
-                    <pic:cNvPr id="0" name="premium_web.png"/>
-                    <pic:cNvPicPr/>
-                  </pic:nvPicPr>
-                  <pic:blipFill>
-                    <a:blip r:embed="rId14"/>
-                    <a:stretch>
-                      <a:fillRect/>
-                    </a:stretch>
-                  </pic:blipFill>
-                  <pic:spPr>
-                    <a:xfrm>
-                      <a:off x="0" y="0"/>
-                      <a:ext cx="5486400" cy="3653028"/>
-                    </a:xfrm>
-                    <a:prstGeom prst="rect"/>
-                  </pic:spPr>
-                </pic:pic>
-              </a:graphicData>
-            </a:graphic>
-          </wp:inline>
-        </w:drawing>
-      </w:r>
-    </w:p>
-    <w:p>
-      <w:pPr>
-        <w:spacing w:after="200"/>
-      </w:pPr>
-      <w:r>
-        <w:rPr>
-          <w:rFonts w:ascii="Arial" w:hAnsi="Arial"/>
-          <w:b/>
-          <w:color w:val="000000"/>
-          <w:sz w:val="26"/>
-        </w:rPr>
-        <w:t>Best for: Enterprises</w:t>
-      </w:r>
-    </w:p>
-    <w:p>
-      <w:pPr>
-        <w:spacing w:after="200"/>
-      </w:pPr>
-      <w:r>
-        <w:rPr>
-          <w:rFonts w:ascii="Arial" w:hAnsi="Arial"/>
-          <w:b/>
-          <w:color w:val="06ACBA"/>
-          <w:sz w:val="28"/>
-        </w:rPr>
-        <w:t>WHAT IS INCLUDED IN THIS PRICE:</w:t>
-      </w:r>
-    </w:p>
-    <w:p>
-      <w:pPr>
-        <w:spacing w:after="80"/>
-      </w:pPr>
-      <w:r>
-        <w:rPr>
-          <w:rFonts w:ascii="Arial" w:hAnsi="Arial"/>
-          <w:b w:val="0"/>
-          <w:color w:val="000000"/>
-          <w:sz w:val="26"/>
-        </w:rPr>
-        <w:t xml:space="preserve">  •  Everything in Standard, plus custom design</w:t>
-      </w:r>
-    </w:p>
-    <w:p>
-      <w:pPr>
-        <w:spacing w:after="80"/>
-      </w:pPr>
-      <w:r>
-        <w:rPr>
-          <w:rFonts w:ascii="Arial" w:hAnsi="Arial"/>
-          <w:b w:val="0"/>
-          <w:color w:val="000000"/>
-          <w:sz w:val="26"/>
-        </w:rPr>
-        <w:t xml:space="preserve">  •  CRM, booking, API integrations</w:t>
-      </w:r>
-    </w:p>
-    <w:p>
-      <w:pPr>
-        <w:spacing w:after="80"/>
-      </w:pPr>
-      <w:r>
-        <w:rPr>
-          <w:rFonts w:ascii="Arial" w:hAnsi="Arial"/>
-          <w:b w:val="0"/>
-          <w:color w:val="000000"/>
-          <w:sz w:val="26"/>
-        </w:rPr>
-        <w:t xml:space="preserve">  •  Premium security, admin training, 90 days support</w:t>
-      </w:r>
-    </w:p>
-    <w:p>
-      <w:r>
-        <w:br w:type="page"/>
-      </w:r>
-    </w:p>
-    <w:p>
-      <w:pPr>
-        <w:spacing w:before="280" w:after="120"/>
-      </w:pPr>
-      <w:r>
-        <w:rPr>
-          <w:rFonts w:ascii="Arial" w:hAnsi="Arial"/>
-          <w:b/>
-          <w:color w:val="000000"/>
-          <w:sz w:val="40"/>
-        </w:rPr>
-        <w:t>Digital Marketing</w:t>
-      </w:r>
-    </w:p>
-    <w:p>
-      <w:pPr>
-        <w:spacing w:before="160" w:after="240"/>
-        <w:jc w:val="center"/>
-      </w:pPr>
-      <w:r>
-        <w:drawing>
-          <wp:inline xmlns:a="http://schemas.openxmlformats.org/drawingml/2006/main" xmlns:pic="http://schemas.openxmlformats.org/drawingml/2006/picture">
-            <wp:extent cx="5943600" cy="3962400"/>
-            <wp:docPr id="8" name="Picture 8"/>
-            <wp:cNvGraphicFramePr>
-              <a:graphicFrameLocks noChangeAspect="1"/>
-            </wp:cNvGraphicFramePr>
-            <a:graphic>
-              <a:graphicData uri="http://schemas.openxmlformats.org/drawingml/2006/picture">
-                <pic:pic>
-                  <pic:nvPicPr>
-                    <pic:cNvPr id="0" name="digital_marketing.png"/>
-                    <pic:cNvPicPr/>
-                  </pic:nvPicPr>
-                  <pic:blipFill>
-                    <a:blip r:embed="rId15"/>
-                    <a:stretch>
-                      <a:fillRect/>
-                    </a:stretch>
-                  </pic:blipFill>
-                  <pic:spPr>
-                    <a:xfrm>
-                      <a:off x="0" y="0"/>
-                      <a:ext cx="5943600" cy="3962400"/>
-                    </a:xfrm>
-                    <a:prstGeom prst="rect"/>
-                  </pic:spPr>
-                </pic:pic>
-              </a:graphicData>
-            </a:graphic>
-          </wp:inline>
-        </w:drawing>
-      </w:r>
-    </w:p>
-    <w:p>
-      <w:pPr>
-        <w:spacing w:after="200"/>
-      </w:pPr>
-      <w:r>
-        <w:rPr>
-          <w:rFonts w:ascii="Arial" w:hAnsi="Arial"/>
-          <w:b/>
-          <w:color w:val="000000"/>
-          <w:sz w:val="30"/>
-        </w:rPr>
-        <w:t>BASIC — PKR 15,000 / month</w:t>
-      </w:r>
-    </w:p>
-    <w:p>
-      <w:pPr>
-        <w:spacing w:after="200"/>
+        <w:spacing w:after="120" w:before="40"/>
       </w:pPr>
       <w:r>
         <w:rPr>
@@ -815,87 +469,284 @@
           <w:color w:val="06ACBA"/>
           <w:sz w:val="26"/>
         </w:rPr>
-        <w:t>What is included:</w:t>
+        <w:t>WHAT IS INCLUDED IN THIS PRICE:</w:t>
       </w:r>
     </w:p>
     <w:p>
       <w:pPr>
-        <w:spacing w:after="80"/>
+        <w:spacing w:after="60" w:before="40"/>
       </w:pPr>
       <w:r>
         <w:rPr>
           <w:rFonts w:ascii="Arial" w:hAnsi="Arial"/>
           <w:b w:val="0"/>
           <w:color w:val="000000"/>
-          <w:sz w:val="26"/>
+          <w:sz w:val="24"/>
         </w:rPr>
-        <w:t xml:space="preserve">  •  Meta Ads</w:t>
+        <w:t xml:space="preserve">  •  Professional business website</w:t>
       </w:r>
     </w:p>
     <w:p>
       <w:pPr>
-        <w:spacing w:after="80"/>
+        <w:spacing w:after="60" w:before="40"/>
       </w:pPr>
       <w:r>
         <w:rPr>
           <w:rFonts w:ascii="Arial" w:hAnsi="Arial"/>
           <w:b w:val="0"/>
           <w:color w:val="000000"/>
-          <w:sz w:val="26"/>
+          <w:sz w:val="24"/>
         </w:rPr>
-        <w:t xml:space="preserve">  •  Audience targeting</w:t>
+        <w:t xml:space="preserve">  •  Up to 5 pages</w:t>
       </w:r>
     </w:p>
     <w:p>
       <w:pPr>
-        <w:spacing w:after="80"/>
+        <w:spacing w:after="60" w:before="40"/>
       </w:pPr>
       <w:r>
         <w:rPr>
           <w:rFonts w:ascii="Arial" w:hAnsi="Arial"/>
           <w:b w:val="0"/>
           <w:color w:val="000000"/>
-          <w:sz w:val="26"/>
+          <w:sz w:val="24"/>
         </w:rPr>
-        <w:t xml:space="preserve">  •  Optimization</w:t>
+        <w:t xml:space="preserve">  •  Responsive mobile design</w:t>
       </w:r>
     </w:p>
     <w:p>
       <w:pPr>
-        <w:spacing w:after="80"/>
+        <w:spacing w:after="60" w:before="40"/>
       </w:pPr>
       <w:r>
         <w:rPr>
           <w:rFonts w:ascii="Arial" w:hAnsi="Arial"/>
           <w:b w:val="0"/>
           <w:color w:val="000000"/>
-          <w:sz w:val="26"/>
+          <w:sz w:val="24"/>
         </w:rPr>
-        <w:t xml:space="preserve">  •  Monthly report</w:t>
+        <w:t xml:space="preserve">  •  WordPress CMS</w:t>
       </w:r>
     </w:p>
     <w:p>
       <w:pPr>
-        <w:spacing w:after="200"/>
+        <w:spacing w:after="60" w:before="40"/>
       </w:pPr>
+      <w:r>
+        <w:rPr>
+          <w:rFonts w:ascii="Arial" w:hAnsi="Arial"/>
+          <w:b w:val="0"/>
+          <w:color w:val="000000"/>
+          <w:sz w:val="24"/>
+        </w:rPr>
+        <w:t xml:space="preserve">  •  Custom UI</w:t>
+      </w:r>
     </w:p>
     <w:p>
       <w:pPr>
-        <w:spacing w:after="200"/>
+        <w:spacing w:after="60" w:before="40"/>
+      </w:pPr>
+      <w:r>
+        <w:rPr>
+          <w:rFonts w:ascii="Arial" w:hAnsi="Arial"/>
+          <w:b w:val="0"/>
+          <w:color w:val="000000"/>
+          <w:sz w:val="24"/>
+        </w:rPr>
+        <w:t xml:space="preserve">  •  Contact form</w:t>
+      </w:r>
+    </w:p>
+    <w:p>
+      <w:pPr>
+        <w:spacing w:after="60" w:before="40"/>
+      </w:pPr>
+      <w:r>
+        <w:rPr>
+          <w:rFonts w:ascii="Arial" w:hAnsi="Arial"/>
+          <w:b w:val="0"/>
+          <w:color w:val="000000"/>
+          <w:sz w:val="24"/>
+        </w:rPr>
+        <w:t xml:space="preserve">  •  WhatsApp integration</w:t>
+      </w:r>
+    </w:p>
+    <w:p>
+      <w:pPr>
+        <w:spacing w:after="60" w:before="40"/>
+      </w:pPr>
+      <w:r>
+        <w:rPr>
+          <w:rFonts w:ascii="Arial" w:hAnsi="Arial"/>
+          <w:b w:val="0"/>
+          <w:color w:val="000000"/>
+          <w:sz w:val="24"/>
+        </w:rPr>
+        <w:t xml:space="preserve">  •  Social media profile links</w:t>
+      </w:r>
+    </w:p>
+    <w:p>
+      <w:pPr>
+        <w:spacing w:after="60" w:before="40"/>
+      </w:pPr>
+      <w:r>
+        <w:rPr>
+          <w:rFonts w:ascii="Arial" w:hAnsi="Arial"/>
+          <w:b w:val="0"/>
+          <w:color w:val="000000"/>
+          <w:sz w:val="24"/>
+        </w:rPr>
+        <w:t xml:space="preserve">  •  Google Analytics setup</w:t>
+      </w:r>
+    </w:p>
+    <w:p>
+      <w:pPr>
+        <w:spacing w:after="60" w:before="40"/>
+      </w:pPr>
+      <w:r>
+        <w:rPr>
+          <w:rFonts w:ascii="Arial" w:hAnsi="Arial"/>
+          <w:b w:val="0"/>
+          <w:color w:val="000000"/>
+          <w:sz w:val="24"/>
+        </w:rPr>
+        <w:t xml:space="preserve">  •  SSL configuration</w:t>
+      </w:r>
+    </w:p>
+    <w:p>
+      <w:pPr>
+        <w:spacing w:after="60" w:before="40"/>
+      </w:pPr>
+      <w:r>
+        <w:rPr>
+          <w:rFonts w:ascii="Arial" w:hAnsi="Arial"/>
+          <w:b w:val="0"/>
+          <w:color w:val="000000"/>
+          <w:sz w:val="24"/>
+        </w:rPr>
+        <w:t xml:space="preserve">  •  30 days support</w:t>
+      </w:r>
+    </w:p>
+    <w:p>
+      <w:pPr>
+        <w:spacing w:after="200" w:before="40"/>
+      </w:pPr>
+      <w:r>
+        <w:rPr>
+          <w:rFonts w:ascii="Arial" w:hAnsi="Arial"/>
+          <w:b/>
+          <w:color w:val="04243C"/>
+          <w:sz w:val="24"/>
+        </w:rPr>
+        <w:t>IMPORTANT: SEO and e-commerce are NOT included in this package.</w:t>
+      </w:r>
+    </w:p>
+    <w:p>
+      <w:r>
+        <w:br w:type="page"/>
+      </w:r>
+    </w:p>
+    <w:tbl>
+      <w:tblPr>
+        <w:tblW w:type="auto" w:w="0"/>
+        <w:jc w:val="left"/>
+        <w:tblLook w:firstColumn="1" w:firstRow="1" w:lastColumn="0" w:lastRow="0" w:noHBand="0" w:noVBand="1" w:val="04A0"/>
+      </w:tblPr>
+      <w:tblGrid>
+        <w:gridCol w:w="907"/>
+        <w:gridCol w:w="8504"/>
+      </w:tblGrid>
+      <w:tr>
+        <w:tc>
+          <w:tcPr>
+            <w:tcW w:type="dxa" w:w="4873"/>
+          </w:tcPr>
+          <w:p>
+            <w:pPr>
+              <w:jc w:val="center"/>
+            </w:pPr>
+            <w:r>
+              <w:drawing>
+                <wp:inline xmlns:a="http://schemas.openxmlformats.org/drawingml/2006/main" xmlns:pic="http://schemas.openxmlformats.org/drawingml/2006/picture">
+                  <wp:extent cx="502920" cy="502920"/>
+                  <wp:docPr id="5" name="Picture 5"/>
+                  <wp:cNvGraphicFramePr>
+                    <a:graphicFrameLocks noChangeAspect="1"/>
+                  </wp:cNvGraphicFramePr>
+                  <a:graphic>
+                    <a:graphicData uri="http://schemas.openxmlformats.org/drawingml/2006/picture">
+                      <pic:pic>
+                        <pic:nvPicPr>
+                          <pic:cNvPr id="0" name="standard.png"/>
+                          <pic:cNvPicPr/>
+                        </pic:nvPicPr>
+                        <pic:blipFill>
+                          <a:blip r:embed="rId13"/>
+                          <a:stretch>
+                            <a:fillRect/>
+                          </a:stretch>
+                        </pic:blipFill>
+                        <pic:spPr>
+                          <a:xfrm>
+                            <a:off x="0" y="0"/>
+                            <a:ext cx="502920" cy="502920"/>
+                          </a:xfrm>
+                          <a:prstGeom prst="rect"/>
+                        </pic:spPr>
+                      </pic:pic>
+                    </a:graphicData>
+                  </a:graphic>
+                </wp:inline>
+              </w:drawing>
+            </w:r>
+          </w:p>
+        </w:tc>
+        <w:tc>
+          <w:tcPr>
+            <w:tcW w:type="dxa" w:w="4873"/>
+          </w:tcPr>
+          <w:p>
+            <w:r>
+              <w:rPr>
+                <w:rFonts w:ascii="Arial" w:hAnsi="Arial"/>
+                <w:b/>
+                <w:color w:val="000000"/>
+                <w:sz w:val="36"/>
+              </w:rPr>
+              <w:t>STANDARD WEBSITE — PKR 80,000</w:t>
+            </w:r>
+          </w:p>
+          <w:p>
+            <w:r>
+              <w:rPr>
+                <w:rFonts w:ascii="Arial" w:hAnsi="Arial"/>
+                <w:b w:val="0"/>
+                <w:color w:val="04243C"/>
+                <w:sz w:val="22"/>
+              </w:rPr>
+              <w:t>Package Price: PKR 80,000</w:t>
+            </w:r>
+          </w:p>
+        </w:tc>
+      </w:tr>
+    </w:tbl>
+    <w:p/>
+    <w:p>
+      <w:pPr>
+        <w:spacing w:after="160" w:before="40"/>
       </w:pPr>
       <w:r>
         <w:rPr>
           <w:rFonts w:ascii="Arial" w:hAnsi="Arial"/>
           <w:b/>
           <w:color w:val="000000"/>
-          <w:sz w:val="30"/>
+          <w:sz w:val="24"/>
         </w:rPr>
-        <w:t>STANDARD — PKR 30,000 / month</w:t>
+        <w:t>Best for: Growing brands and online sellers</w:t>
       </w:r>
     </w:p>
     <w:p>
       <w:pPr>
-        <w:spacing w:after="200"/>
+        <w:spacing w:after="120" w:before="40"/>
       </w:pPr>
       <w:r>
         <w:rPr>
@@ -904,87 +755,284 @@
           <w:color w:val="06ACBA"/>
           <w:sz w:val="26"/>
         </w:rPr>
-        <w:t>What is included:</w:t>
+        <w:t>WHAT IS INCLUDED IN THIS PRICE:</w:t>
       </w:r>
     </w:p>
     <w:p>
       <w:pPr>
-        <w:spacing w:after="80"/>
+        <w:spacing w:after="60" w:before="40"/>
       </w:pPr>
       <w:r>
         <w:rPr>
           <w:rFonts w:ascii="Arial" w:hAnsi="Arial"/>
           <w:b w:val="0"/>
           <w:color w:val="000000"/>
-          <w:sz w:val="26"/>
+          <w:sz w:val="24"/>
         </w:rPr>
-        <w:t xml:space="preserve">  •  Google + Meta Ads</w:t>
+        <w:t xml:space="preserve">  •  Everything in Basic Website, plus:</w:t>
       </w:r>
     </w:p>
     <w:p>
       <w:pPr>
-        <w:spacing w:after="80"/>
+        <w:spacing w:after="60" w:before="40"/>
       </w:pPr>
       <w:r>
         <w:rPr>
           <w:rFonts w:ascii="Arial" w:hAnsi="Arial"/>
           <w:b w:val="0"/>
           <w:color w:val="000000"/>
-          <w:sz w:val="26"/>
+          <w:sz w:val="24"/>
         </w:rPr>
-        <w:t xml:space="preserve">  •  Lead generation</w:t>
+        <w:t xml:space="preserve">  •  Up to 10 pages</w:t>
       </w:r>
     </w:p>
     <w:p>
       <w:pPr>
-        <w:spacing w:after="80"/>
+        <w:spacing w:after="60" w:before="40"/>
       </w:pPr>
       <w:r>
         <w:rPr>
           <w:rFonts w:ascii="Arial" w:hAnsi="Arial"/>
           <w:b w:val="0"/>
           <w:color w:val="000000"/>
-          <w:sz w:val="26"/>
+          <w:sz w:val="24"/>
         </w:rPr>
-        <w:t xml:space="preserve">  •  Conversion tracking</w:t>
+        <w:t xml:space="preserve">  •  Premium UI/UX design</w:t>
       </w:r>
     </w:p>
     <w:p>
       <w:pPr>
-        <w:spacing w:after="80"/>
+        <w:spacing w:after="60" w:before="40"/>
       </w:pPr>
       <w:r>
         <w:rPr>
           <w:rFonts w:ascii="Arial" w:hAnsi="Arial"/>
           <w:b w:val="0"/>
           <w:color w:val="000000"/>
-          <w:sz w:val="26"/>
+          <w:sz w:val="24"/>
         </w:rPr>
-        <w:t xml:space="preserve">  •  Monthly reports</w:t>
+        <w:t xml:space="preserve">  •  Blog section</w:t>
       </w:r>
     </w:p>
     <w:p>
       <w:pPr>
-        <w:spacing w:after="200"/>
+        <w:spacing w:after="60" w:before="40"/>
       </w:pPr>
+      <w:r>
+        <w:rPr>
+          <w:rFonts w:ascii="Arial" w:hAnsi="Arial"/>
+          <w:b w:val="0"/>
+          <w:color w:val="000000"/>
+          <w:sz w:val="24"/>
+        </w:rPr>
+        <w:t xml:space="preserve">  •  WooCommerce online store</w:t>
+      </w:r>
     </w:p>
     <w:p>
       <w:pPr>
-        <w:spacing w:after="200"/>
+        <w:spacing w:after="60" w:before="40"/>
+      </w:pPr>
+      <w:r>
+        <w:rPr>
+          <w:rFonts w:ascii="Arial" w:hAnsi="Arial"/>
+          <w:b w:val="0"/>
+          <w:color w:val="000000"/>
+          <w:sz w:val="24"/>
+        </w:rPr>
+        <w:t xml:space="preserve">  •  Product upload (initial batch)</w:t>
+      </w:r>
+    </w:p>
+    <w:p>
+      <w:pPr>
+        <w:spacing w:after="60" w:before="40"/>
+      </w:pPr>
+      <w:r>
+        <w:rPr>
+          <w:rFonts w:ascii="Arial" w:hAnsi="Arial"/>
+          <w:b w:val="0"/>
+          <w:color w:val="000000"/>
+          <w:sz w:val="24"/>
+        </w:rPr>
+        <w:t xml:space="preserve">  •  Payment gateway integration</w:t>
+      </w:r>
+    </w:p>
+    <w:p>
+      <w:pPr>
+        <w:spacing w:after="60" w:before="40"/>
+      </w:pPr>
+      <w:r>
+        <w:rPr>
+          <w:rFonts w:ascii="Arial" w:hAnsi="Arial"/>
+          <w:b w:val="0"/>
+          <w:color w:val="000000"/>
+          <w:sz w:val="24"/>
+        </w:rPr>
+        <w:t xml:space="preserve">  •  Google Search Console setup</w:t>
+      </w:r>
+    </w:p>
+    <w:p>
+      <w:pPr>
+        <w:spacing w:after="60" w:before="40"/>
+      </w:pPr>
+      <w:r>
+        <w:rPr>
+          <w:rFonts w:ascii="Arial" w:hAnsi="Arial"/>
+          <w:b w:val="0"/>
+          <w:color w:val="000000"/>
+          <w:sz w:val="24"/>
+        </w:rPr>
+        <w:t xml:space="preserve">  •  Facebook Pixel</w:t>
+      </w:r>
+    </w:p>
+    <w:p>
+      <w:pPr>
+        <w:spacing w:after="60" w:before="40"/>
+      </w:pPr>
+      <w:r>
+        <w:rPr>
+          <w:rFonts w:ascii="Arial" w:hAnsi="Arial"/>
+          <w:b w:val="0"/>
+          <w:color w:val="000000"/>
+          <w:sz w:val="24"/>
+        </w:rPr>
+        <w:t xml:space="preserve">  •  Advanced SEO</w:t>
+      </w:r>
+    </w:p>
+    <w:p>
+      <w:pPr>
+        <w:spacing w:after="60" w:before="40"/>
+      </w:pPr>
+      <w:r>
+        <w:rPr>
+          <w:rFonts w:ascii="Arial" w:hAnsi="Arial"/>
+          <w:b w:val="0"/>
+          <w:color w:val="000000"/>
+          <w:sz w:val="24"/>
+        </w:rPr>
+        <w:t xml:space="preserve">  •  Speed optimization</w:t>
+      </w:r>
+    </w:p>
+    <w:p>
+      <w:pPr>
+        <w:spacing w:after="60" w:before="40"/>
+      </w:pPr>
+      <w:r>
+        <w:rPr>
+          <w:rFonts w:ascii="Arial" w:hAnsi="Arial"/>
+          <w:b w:val="0"/>
+          <w:color w:val="000000"/>
+          <w:sz w:val="24"/>
+        </w:rPr>
+        <w:t xml:space="preserve">  •  60 days support</w:t>
+      </w:r>
+    </w:p>
+    <w:p>
+      <w:r>
+        <w:br w:type="page"/>
+      </w:r>
+    </w:p>
+    <w:tbl>
+      <w:tblPr>
+        <w:tblW w:type="auto" w:w="0"/>
+        <w:jc w:val="left"/>
+        <w:tblLook w:firstColumn="1" w:firstRow="1" w:lastColumn="0" w:lastRow="0" w:noHBand="0" w:noVBand="1" w:val="04A0"/>
+      </w:tblPr>
+      <w:tblGrid>
+        <w:gridCol w:w="907"/>
+        <w:gridCol w:w="8504"/>
+      </w:tblGrid>
+      <w:tr>
+        <w:tc>
+          <w:tcPr>
+            <w:tcW w:type="dxa" w:w="4873"/>
+          </w:tcPr>
+          <w:p>
+            <w:pPr>
+              <w:jc w:val="center"/>
+            </w:pPr>
+            <w:r>
+              <w:drawing>
+                <wp:inline xmlns:a="http://schemas.openxmlformats.org/drawingml/2006/main" xmlns:pic="http://schemas.openxmlformats.org/drawingml/2006/picture">
+                  <wp:extent cx="502920" cy="502920"/>
+                  <wp:docPr id="6" name="Picture 6"/>
+                  <wp:cNvGraphicFramePr>
+                    <a:graphicFrameLocks noChangeAspect="1"/>
+                  </wp:cNvGraphicFramePr>
+                  <a:graphic>
+                    <a:graphicData uri="http://schemas.openxmlformats.org/drawingml/2006/picture">
+                      <pic:pic>
+                        <pic:nvPicPr>
+                          <pic:cNvPr id="0" name="premium.png"/>
+                          <pic:cNvPicPr/>
+                        </pic:nvPicPr>
+                        <pic:blipFill>
+                          <a:blip r:embed="rId14"/>
+                          <a:stretch>
+                            <a:fillRect/>
+                          </a:stretch>
+                        </pic:blipFill>
+                        <pic:spPr>
+                          <a:xfrm>
+                            <a:off x="0" y="0"/>
+                            <a:ext cx="502920" cy="502920"/>
+                          </a:xfrm>
+                          <a:prstGeom prst="rect"/>
+                        </pic:spPr>
+                      </pic:pic>
+                    </a:graphicData>
+                  </a:graphic>
+                </wp:inline>
+              </w:drawing>
+            </w:r>
+          </w:p>
+        </w:tc>
+        <w:tc>
+          <w:tcPr>
+            <w:tcW w:type="dxa" w:w="4873"/>
+          </w:tcPr>
+          <w:p>
+            <w:r>
+              <w:rPr>
+                <w:rFonts w:ascii="Arial" w:hAnsi="Arial"/>
+                <w:b/>
+                <w:color w:val="000000"/>
+                <w:sz w:val="36"/>
+              </w:rPr>
+              <w:t>PREMIUM WEBSITE — PKR 120,000</w:t>
+            </w:r>
+          </w:p>
+          <w:p>
+            <w:r>
+              <w:rPr>
+                <w:rFonts w:ascii="Arial" w:hAnsi="Arial"/>
+                <w:b w:val="0"/>
+                <w:color w:val="04243C"/>
+                <w:sz w:val="22"/>
+              </w:rPr>
+              <w:t>Package Price: PKR 120,000</w:t>
+            </w:r>
+          </w:p>
+        </w:tc>
+      </w:tr>
+    </w:tbl>
+    <w:p/>
+    <w:p>
+      <w:pPr>
+        <w:spacing w:after="160" w:before="40"/>
       </w:pPr>
       <w:r>
         <w:rPr>
           <w:rFonts w:ascii="Arial" w:hAnsi="Arial"/>
           <w:b/>
           <w:color w:val="000000"/>
-          <w:sz w:val="30"/>
+          <w:sz w:val="24"/>
         </w:rPr>
-        <w:t>PREMIUM — PKR 50,000 / month</w:t>
+        <w:t>Best for: Established businesses and enterprises</w:t>
       </w:r>
     </w:p>
     <w:p>
       <w:pPr>
-        <w:spacing w:after="200"/>
+        <w:spacing w:after="120" w:before="40"/>
       </w:pPr>
       <w:r>
         <w:rPr>
@@ -993,82 +1041,574 @@
           <w:color w:val="06ACBA"/>
           <w:sz w:val="26"/>
         </w:rPr>
-        <w:t>What is included:</w:t>
+        <w:t>WHAT IS INCLUDED IN THIS PRICE:</w:t>
       </w:r>
     </w:p>
     <w:p>
       <w:pPr>
-        <w:spacing w:after="80"/>
+        <w:spacing w:after="60" w:before="40"/>
       </w:pPr>
       <w:r>
         <w:rPr>
           <w:rFonts w:ascii="Arial" w:hAnsi="Arial"/>
           <w:b w:val="0"/>
           <w:color w:val="000000"/>
-          <w:sz w:val="26"/>
+          <w:sz w:val="24"/>
         </w:rPr>
-        <w:t xml:space="preserve">  •  Google + Meta Ads</w:t>
+        <w:t xml:space="preserve">  •  Everything in Standard Website, plus:</w:t>
       </w:r>
     </w:p>
     <w:p>
       <w:pPr>
-        <w:spacing w:after="80"/>
+        <w:spacing w:after="60" w:before="40"/>
       </w:pPr>
       <w:r>
         <w:rPr>
           <w:rFonts w:ascii="Arial" w:hAnsi="Arial"/>
           <w:b w:val="0"/>
           <w:color w:val="000000"/>
-          <w:sz w:val="26"/>
+          <w:sz w:val="24"/>
+        </w:rPr>
+        <w:t xml:space="preserve">  •  Unlimited pages (agreed scope)</w:t>
+      </w:r>
+    </w:p>
+    <w:p>
+      <w:pPr>
+        <w:spacing w:after="60" w:before="40"/>
+      </w:pPr>
+      <w:r>
+        <w:rPr>
+          <w:rFonts w:ascii="Arial" w:hAnsi="Arial"/>
+          <w:b w:val="0"/>
+          <w:color w:val="000000"/>
+          <w:sz w:val="24"/>
+        </w:rPr>
+        <w:t xml:space="preserve">  •  Fully custom design</w:t>
+      </w:r>
+    </w:p>
+    <w:p>
+      <w:pPr>
+        <w:spacing w:after="60" w:before="40"/>
+      </w:pPr>
+      <w:r>
+        <w:rPr>
+          <w:rFonts w:ascii="Arial" w:hAnsi="Arial"/>
+          <w:b w:val="0"/>
+          <w:color w:val="000000"/>
+          <w:sz w:val="24"/>
+        </w:rPr>
+        <w:t xml:space="preserve">  •  Advanced WooCommerce setup</w:t>
+      </w:r>
+    </w:p>
+    <w:p>
+      <w:pPr>
+        <w:spacing w:after="60" w:before="40"/>
+      </w:pPr>
+      <w:r>
+        <w:rPr>
+          <w:rFonts w:ascii="Arial" w:hAnsi="Arial"/>
+          <w:b w:val="0"/>
+          <w:color w:val="000000"/>
+          <w:sz w:val="24"/>
+        </w:rPr>
+        <w:t xml:space="preserve">  •  Unlimited product catalog setup</w:t>
+      </w:r>
+    </w:p>
+    <w:p>
+      <w:pPr>
+        <w:spacing w:after="60" w:before="40"/>
+      </w:pPr>
+      <w:r>
+        <w:rPr>
+          <w:rFonts w:ascii="Arial" w:hAnsi="Arial"/>
+          <w:b w:val="0"/>
+          <w:color w:val="000000"/>
+          <w:sz w:val="24"/>
+        </w:rPr>
+        <w:t xml:space="preserve">  •  CRM integration</w:t>
+      </w:r>
+    </w:p>
+    <w:p>
+      <w:pPr>
+        <w:spacing w:after="60" w:before="40"/>
+      </w:pPr>
+      <w:r>
+        <w:rPr>
+          <w:rFonts w:ascii="Arial" w:hAnsi="Arial"/>
+          <w:b w:val="0"/>
+          <w:color w:val="000000"/>
+          <w:sz w:val="24"/>
+        </w:rPr>
+        <w:t xml:space="preserve">  •  Booking / appointment system</w:t>
+      </w:r>
+    </w:p>
+    <w:p>
+      <w:pPr>
+        <w:spacing w:after="60" w:before="40"/>
+      </w:pPr>
+      <w:r>
+        <w:rPr>
+          <w:rFonts w:ascii="Arial" w:hAnsi="Arial"/>
+          <w:b w:val="0"/>
+          <w:color w:val="000000"/>
+          <w:sz w:val="24"/>
+        </w:rPr>
+        <w:t xml:space="preserve">  •  API integrations</w:t>
+      </w:r>
+    </w:p>
+    <w:p>
+      <w:pPr>
+        <w:spacing w:after="60" w:before="40"/>
+      </w:pPr>
+      <w:r>
+        <w:rPr>
+          <w:rFonts w:ascii="Arial" w:hAnsi="Arial"/>
+          <w:b w:val="0"/>
+          <w:color w:val="000000"/>
+          <w:sz w:val="24"/>
+        </w:rPr>
+        <w:t xml:space="preserve">  •  Premium security and performance optimization</w:t>
+      </w:r>
+    </w:p>
+    <w:p>
+      <w:pPr>
+        <w:spacing w:after="60" w:before="40"/>
+      </w:pPr>
+      <w:r>
+        <w:rPr>
+          <w:rFonts w:ascii="Arial" w:hAnsi="Arial"/>
+          <w:b w:val="0"/>
+          <w:color w:val="000000"/>
+          <w:sz w:val="24"/>
+        </w:rPr>
+        <w:t xml:space="preserve">  •  Admin training</w:t>
+      </w:r>
+    </w:p>
+    <w:p>
+      <w:pPr>
+        <w:spacing w:after="60" w:before="40"/>
+      </w:pPr>
+      <w:r>
+        <w:rPr>
+          <w:rFonts w:ascii="Arial" w:hAnsi="Arial"/>
+          <w:b w:val="0"/>
+          <w:color w:val="000000"/>
+          <w:sz w:val="24"/>
+        </w:rPr>
+        <w:t xml:space="preserve">  •  90 days priority support</w:t>
+      </w:r>
+    </w:p>
+    <w:p>
+      <w:r>
+        <w:br w:type="page"/>
+      </w:r>
+    </w:p>
+    <w:tbl>
+      <w:tblPr>
+        <w:tblW w:type="auto" w:w="0"/>
+        <w:jc w:val="left"/>
+        <w:tblLook w:firstColumn="1" w:firstRow="1" w:lastColumn="0" w:lastRow="0" w:noHBand="0" w:noVBand="1" w:val="04A0"/>
+      </w:tblPr>
+      <w:tblGrid>
+        <w:gridCol w:w="907"/>
+        <w:gridCol w:w="8504"/>
+      </w:tblGrid>
+      <w:tr>
+        <w:tc>
+          <w:tcPr>
+            <w:tcW w:type="dxa" w:w="4873"/>
+          </w:tcPr>
+          <w:p>
+            <w:pPr>
+              <w:jc w:val="center"/>
+            </w:pPr>
+            <w:r>
+              <w:drawing>
+                <wp:inline xmlns:a="http://schemas.openxmlformats.org/drawingml/2006/main" xmlns:pic="http://schemas.openxmlformats.org/drawingml/2006/picture">
+                  <wp:extent cx="502920" cy="502920"/>
+                  <wp:docPr id="7" name="Picture 7"/>
+                  <wp:cNvGraphicFramePr>
+                    <a:graphicFrameLocks noChangeAspect="1"/>
+                  </wp:cNvGraphicFramePr>
+                  <a:graphic>
+                    <a:graphicData uri="http://schemas.openxmlformats.org/drawingml/2006/picture">
+                      <pic:pic>
+                        <pic:nvPicPr>
+                          <pic:cNvPr id="0" name="marketing.png"/>
+                          <pic:cNvPicPr/>
+                        </pic:nvPicPr>
+                        <pic:blipFill>
+                          <a:blip r:embed="rId15"/>
+                          <a:stretch>
+                            <a:fillRect/>
+                          </a:stretch>
+                        </pic:blipFill>
+                        <pic:spPr>
+                          <a:xfrm>
+                            <a:off x="0" y="0"/>
+                            <a:ext cx="502920" cy="502920"/>
+                          </a:xfrm>
+                          <a:prstGeom prst="rect"/>
+                        </pic:spPr>
+                      </pic:pic>
+                    </a:graphicData>
+                  </a:graphic>
+                </wp:inline>
+              </w:drawing>
+            </w:r>
+          </w:p>
+        </w:tc>
+        <w:tc>
+          <w:tcPr>
+            <w:tcW w:type="dxa" w:w="4873"/>
+          </w:tcPr>
+          <w:p>
+            <w:r>
+              <w:rPr>
+                <w:rFonts w:ascii="Arial" w:hAnsi="Arial"/>
+                <w:b/>
+                <w:color w:val="000000"/>
+                <w:sz w:val="36"/>
+              </w:rPr>
+              <w:t>Digital Marketing</w:t>
+            </w:r>
+          </w:p>
+          <w:p>
+            <w:r>
+              <w:rPr>
+                <w:rFonts w:ascii="Arial" w:hAnsi="Arial"/>
+                <w:b w:val="0"/>
+                <w:color w:val="04243C"/>
+                <w:sz w:val="22"/>
+              </w:rPr>
+              <w:t>Monthly packages</w:t>
+            </w:r>
+          </w:p>
+        </w:tc>
+      </w:tr>
+    </w:tbl>
+    <w:p/>
+    <w:p>
+      <w:pPr>
+        <w:spacing w:after="160" w:before="40"/>
+      </w:pPr>
+      <w:r>
+        <w:rPr>
+          <w:rFonts w:ascii="Arial" w:hAnsi="Arial"/>
+          <w:b/>
+          <w:color w:val="000000"/>
+          <w:sz w:val="28"/>
+        </w:rPr>
+        <w:t>BASIC — PKR 15,000 / month</w:t>
+      </w:r>
+    </w:p>
+    <w:p>
+      <w:pPr>
+        <w:spacing w:after="80" w:before="40"/>
+      </w:pPr>
+      <w:r>
+        <w:rPr>
+          <w:rFonts w:ascii="Arial" w:hAnsi="Arial"/>
+          <w:b/>
+          <w:color w:val="06ACBA"/>
+          <w:sz w:val="24"/>
+        </w:rPr>
+        <w:t>What is included:</w:t>
+      </w:r>
+    </w:p>
+    <w:p>
+      <w:pPr>
+        <w:spacing w:after="60" w:before="40"/>
+      </w:pPr>
+      <w:r>
+        <w:rPr>
+          <w:rFonts w:ascii="Arial" w:hAnsi="Arial"/>
+          <w:b w:val="0"/>
+          <w:color w:val="000000"/>
+          <w:sz w:val="24"/>
+        </w:rPr>
+        <w:t xml:space="preserve">  •  Meta Ads</w:t>
+      </w:r>
+    </w:p>
+    <w:p>
+      <w:pPr>
+        <w:spacing w:after="60" w:before="40"/>
+      </w:pPr>
+      <w:r>
+        <w:rPr>
+          <w:rFonts w:ascii="Arial" w:hAnsi="Arial"/>
+          <w:b w:val="0"/>
+          <w:color w:val="000000"/>
+          <w:sz w:val="24"/>
+        </w:rPr>
+        <w:t xml:space="preserve">  •  Audience targeting</w:t>
+      </w:r>
+    </w:p>
+    <w:p>
+      <w:pPr>
+        <w:spacing w:after="60" w:before="40"/>
+      </w:pPr>
+      <w:r>
+        <w:rPr>
+          <w:rFonts w:ascii="Arial" w:hAnsi="Arial"/>
+          <w:b w:val="0"/>
+          <w:color w:val="000000"/>
+          <w:sz w:val="24"/>
+        </w:rPr>
+        <w:t xml:space="preserve">  •  Campaign optimization</w:t>
+      </w:r>
+    </w:p>
+    <w:p>
+      <w:pPr>
+        <w:spacing w:after="60" w:before="40"/>
+      </w:pPr>
+      <w:r>
+        <w:rPr>
+          <w:rFonts w:ascii="Arial" w:hAnsi="Arial"/>
+          <w:b w:val="0"/>
+          <w:color w:val="000000"/>
+          <w:sz w:val="24"/>
+        </w:rPr>
+        <w:t xml:space="preserve">  •  Monthly reporting</w:t>
+      </w:r>
+    </w:p>
+    <w:p>
+      <w:pPr>
+        <w:spacing w:after="120" w:before="40"/>
+      </w:pPr>
+    </w:p>
+    <w:p>
+      <w:pPr>
+        <w:spacing w:after="160" w:before="40"/>
+      </w:pPr>
+      <w:r>
+        <w:rPr>
+          <w:rFonts w:ascii="Arial" w:hAnsi="Arial"/>
+          <w:b/>
+          <w:color w:val="000000"/>
+          <w:sz w:val="28"/>
+        </w:rPr>
+        <w:t>STANDARD — PKR 30,000 / month</w:t>
+      </w:r>
+    </w:p>
+    <w:p>
+      <w:pPr>
+        <w:spacing w:after="80" w:before="40"/>
+      </w:pPr>
+      <w:r>
+        <w:rPr>
+          <w:rFonts w:ascii="Arial" w:hAnsi="Arial"/>
+          <w:b/>
+          <w:color w:val="06ACBA"/>
+          <w:sz w:val="24"/>
+        </w:rPr>
+        <w:t>What is included:</w:t>
+      </w:r>
+    </w:p>
+    <w:p>
+      <w:pPr>
+        <w:spacing w:after="60" w:before="40"/>
+      </w:pPr>
+      <w:r>
+        <w:rPr>
+          <w:rFonts w:ascii="Arial" w:hAnsi="Arial"/>
+          <w:b w:val="0"/>
+          <w:color w:val="000000"/>
+          <w:sz w:val="24"/>
+        </w:rPr>
+        <w:t xml:space="preserve">  •  Google Ads + Meta Ads</w:t>
+      </w:r>
+    </w:p>
+    <w:p>
+      <w:pPr>
+        <w:spacing w:after="60" w:before="40"/>
+      </w:pPr>
+      <w:r>
+        <w:rPr>
+          <w:rFonts w:ascii="Arial" w:hAnsi="Arial"/>
+          <w:b w:val="0"/>
+          <w:color w:val="000000"/>
+          <w:sz w:val="24"/>
+        </w:rPr>
+        <w:t xml:space="preserve">  •  Lead generation</w:t>
+      </w:r>
+    </w:p>
+    <w:p>
+      <w:pPr>
+        <w:spacing w:after="60" w:before="40"/>
+      </w:pPr>
+      <w:r>
+        <w:rPr>
+          <w:rFonts w:ascii="Arial" w:hAnsi="Arial"/>
+          <w:b w:val="0"/>
+          <w:color w:val="000000"/>
+          <w:sz w:val="24"/>
+        </w:rPr>
+        <w:t xml:space="preserve">  •  Conversion tracking</w:t>
+      </w:r>
+    </w:p>
+    <w:p>
+      <w:pPr>
+        <w:spacing w:after="60" w:before="40"/>
+      </w:pPr>
+      <w:r>
+        <w:rPr>
+          <w:rFonts w:ascii="Arial" w:hAnsi="Arial"/>
+          <w:b w:val="0"/>
+          <w:color w:val="000000"/>
+          <w:sz w:val="24"/>
+        </w:rPr>
+        <w:t xml:space="preserve">  •  Landing page recommendations</w:t>
+      </w:r>
+    </w:p>
+    <w:p>
+      <w:pPr>
+        <w:spacing w:after="60" w:before="40"/>
+      </w:pPr>
+      <w:r>
+        <w:rPr>
+          <w:rFonts w:ascii="Arial" w:hAnsi="Arial"/>
+          <w:b w:val="0"/>
+          <w:color w:val="000000"/>
+          <w:sz w:val="24"/>
+        </w:rPr>
+        <w:t xml:space="preserve">  •  Monthly reports</w:t>
+      </w:r>
+    </w:p>
+    <w:p>
+      <w:pPr>
+        <w:spacing w:after="120" w:before="40"/>
+      </w:pPr>
+    </w:p>
+    <w:p>
+      <w:pPr>
+        <w:spacing w:after="160" w:before="40"/>
+      </w:pPr>
+      <w:r>
+        <w:rPr>
+          <w:rFonts w:ascii="Arial" w:hAnsi="Arial"/>
+          <w:b/>
+          <w:color w:val="000000"/>
+          <w:sz w:val="28"/>
+        </w:rPr>
+        <w:t>PREMIUM — PKR 50,000 / month</w:t>
+      </w:r>
+    </w:p>
+    <w:p>
+      <w:pPr>
+        <w:spacing w:after="80" w:before="40"/>
+      </w:pPr>
+      <w:r>
+        <w:rPr>
+          <w:rFonts w:ascii="Arial" w:hAnsi="Arial"/>
+          <w:b/>
+          <w:color w:val="06ACBA"/>
+          <w:sz w:val="24"/>
+        </w:rPr>
+        <w:t>What is included:</w:t>
+      </w:r>
+    </w:p>
+    <w:p>
+      <w:pPr>
+        <w:spacing w:after="60" w:before="40"/>
+      </w:pPr>
+      <w:r>
+        <w:rPr>
+          <w:rFonts w:ascii="Arial" w:hAnsi="Arial"/>
+          <w:b w:val="0"/>
+          <w:color w:val="000000"/>
+          <w:sz w:val="24"/>
+        </w:rPr>
+        <w:t xml:space="preserve">  •  Google Ads + Meta Ads</w:t>
+      </w:r>
+    </w:p>
+    <w:p>
+      <w:pPr>
+        <w:spacing w:after="60" w:before="40"/>
+      </w:pPr>
+      <w:r>
+        <w:rPr>
+          <w:rFonts w:ascii="Arial" w:hAnsi="Arial"/>
+          <w:b w:val="0"/>
+          <w:color w:val="000000"/>
+          <w:sz w:val="24"/>
         </w:rPr>
         <w:t xml:space="preserve">  •  SEO</w:t>
       </w:r>
     </w:p>
     <w:p>
       <w:pPr>
-        <w:spacing w:after="80"/>
+        <w:spacing w:after="60" w:before="40"/>
       </w:pPr>
       <w:r>
         <w:rPr>
           <w:rFonts w:ascii="Arial" w:hAnsi="Arial"/>
           <w:b w:val="0"/>
           <w:color w:val="000000"/>
-          <w:sz w:val="26"/>
+          <w:sz w:val="24"/>
         </w:rPr>
         <w:t xml:space="preserve">  •  Remarketing</w:t>
       </w:r>
     </w:p>
     <w:p>
       <w:pPr>
-        <w:spacing w:after="80"/>
+        <w:spacing w:after="60" w:before="40"/>
       </w:pPr>
       <w:r>
         <w:rPr>
           <w:rFonts w:ascii="Arial" w:hAnsi="Arial"/>
           <w:b w:val="0"/>
           <w:color w:val="000000"/>
-          <w:sz w:val="26"/>
+          <w:sz w:val="24"/>
+        </w:rPr>
+        <w:t xml:space="preserve">  •  Conversion optimization</w:t>
+      </w:r>
+    </w:p>
+    <w:p>
+      <w:pPr>
+        <w:spacing w:after="60" w:before="40"/>
+      </w:pPr>
+      <w:r>
+        <w:rPr>
+          <w:rFonts w:ascii="Arial" w:hAnsi="Arial"/>
+          <w:b w:val="0"/>
+          <w:color w:val="000000"/>
+          <w:sz w:val="24"/>
+        </w:rPr>
+        <w:t xml:space="preserve">  •  Marketing strategy</w:t>
+      </w:r>
+    </w:p>
+    <w:p>
+      <w:pPr>
+        <w:spacing w:after="60" w:before="40"/>
+      </w:pPr>
+      <w:r>
+        <w:rPr>
+          <w:rFonts w:ascii="Arial" w:hAnsi="Arial"/>
+          <w:b w:val="0"/>
+          <w:color w:val="000000"/>
+          <w:sz w:val="24"/>
         </w:rPr>
         <w:t xml:space="preserve">  •  Weekly meetings</w:t>
       </w:r>
     </w:p>
     <w:p>
       <w:pPr>
-        <w:spacing w:after="80"/>
+        <w:spacing w:after="60" w:before="40"/>
       </w:pPr>
       <w:r>
         <w:rPr>
           <w:rFonts w:ascii="Arial" w:hAnsi="Arial"/>
           <w:b w:val="0"/>
           <w:color w:val="000000"/>
-          <w:sz w:val="26"/>
+          <w:sz w:val="24"/>
         </w:rPr>
         <w:t xml:space="preserve">  •  Detailed reports</w:t>
       </w:r>
     </w:p>
     <w:p>
       <w:pPr>
-        <w:spacing w:after="200"/>
+        <w:spacing w:after="120" w:before="40"/>
       </w:pPr>
     </w:p>
     <w:p>
@@ -1076,138 +1616,179 @@
         <w:br w:type="page"/>
       </w:r>
     </w:p>
+    <w:tbl>
+      <w:tblPr>
+        <w:tblW w:type="auto" w:w="0"/>
+        <w:jc w:val="left"/>
+        <w:tblLook w:firstColumn="1" w:firstRow="1" w:lastColumn="0" w:lastRow="0" w:noHBand="0" w:noVBand="1" w:val="04A0"/>
+      </w:tblPr>
+      <w:tblGrid>
+        <w:gridCol w:w="907"/>
+        <w:gridCol w:w="8504"/>
+      </w:tblGrid>
+      <w:tr>
+        <w:tc>
+          <w:tcPr>
+            <w:tcW w:type="dxa" w:w="4873"/>
+          </w:tcPr>
+          <w:p>
+            <w:pPr>
+              <w:jc w:val="center"/>
+            </w:pPr>
+            <w:r>
+              <w:drawing>
+                <wp:inline xmlns:a="http://schemas.openxmlformats.org/drawingml/2006/main" xmlns:pic="http://schemas.openxmlformats.org/drawingml/2006/picture">
+                  <wp:extent cx="502920" cy="502920"/>
+                  <wp:docPr id="8" name="Picture 8"/>
+                  <wp:cNvGraphicFramePr>
+                    <a:graphicFrameLocks noChangeAspect="1"/>
+                  </wp:cNvGraphicFramePr>
+                  <a:graphic>
+                    <a:graphicData uri="http://schemas.openxmlformats.org/drawingml/2006/picture">
+                      <pic:pic>
+                        <pic:nvPicPr>
+                          <pic:cNvPr id="0" name="contact.png"/>
+                          <pic:cNvPicPr/>
+                        </pic:nvPicPr>
+                        <pic:blipFill>
+                          <a:blip r:embed="rId16"/>
+                          <a:stretch>
+                            <a:fillRect/>
+                          </a:stretch>
+                        </pic:blipFill>
+                        <pic:spPr>
+                          <a:xfrm>
+                            <a:off x="0" y="0"/>
+                            <a:ext cx="502920" cy="502920"/>
+                          </a:xfrm>
+                          <a:prstGeom prst="rect"/>
+                        </pic:spPr>
+                      </pic:pic>
+                    </a:graphicData>
+                  </a:graphic>
+                </wp:inline>
+              </w:drawing>
+            </w:r>
+          </w:p>
+        </w:tc>
+        <w:tc>
+          <w:tcPr>
+            <w:tcW w:type="dxa" w:w="4873"/>
+          </w:tcPr>
+          <w:p>
+            <w:r>
+              <w:rPr>
+                <w:rFonts w:ascii="Arial" w:hAnsi="Arial"/>
+                <w:b/>
+                <w:color w:val="000000"/>
+                <w:sz w:val="36"/>
+              </w:rPr>
+              <w:t>Contact</w:t>
+            </w:r>
+          </w:p>
+        </w:tc>
+      </w:tr>
+    </w:tbl>
+    <w:p/>
     <w:p>
       <w:pPr>
-        <w:spacing w:before="280" w:after="120"/>
-      </w:pPr>
-      <w:r>
-        <w:rPr>
-          <w:rFonts w:ascii="Arial" w:hAnsi="Arial"/>
-          <w:b/>
-          <w:color w:val="000000"/>
-          <w:sz w:val="40"/>
-        </w:rPr>
-        <w:t>Contact</w:t>
-      </w:r>
-    </w:p>
-    <w:p>
-      <w:pPr>
-        <w:spacing w:before="160" w:after="240"/>
-        <w:jc w:val="center"/>
-      </w:pPr>
-      <w:r>
-        <w:drawing>
-          <wp:inline xmlns:a="http://schemas.openxmlformats.org/drawingml/2006/main" xmlns:pic="http://schemas.openxmlformats.org/drawingml/2006/picture">
-            <wp:extent cx="5029200" cy="3352800"/>
-            <wp:docPr id="9" name="Picture 9"/>
-            <wp:cNvGraphicFramePr>
-              <a:graphicFrameLocks noChangeAspect="1"/>
-            </wp:cNvGraphicFramePr>
-            <a:graphic>
-              <a:graphicData uri="http://schemas.openxmlformats.org/drawingml/2006/picture">
-                <pic:pic>
-                  <pic:nvPicPr>
-                    <pic:cNvPr id="0" name="contact.png"/>
-                    <pic:cNvPicPr/>
-                  </pic:nvPicPr>
-                  <pic:blipFill>
-                    <a:blip r:embed="rId16"/>
-                    <a:stretch>
-                      <a:fillRect/>
-                    </a:stretch>
-                  </pic:blipFill>
-                  <pic:spPr>
-                    <a:xfrm>
-                      <a:off x="0" y="0"/>
-                      <a:ext cx="5029200" cy="3352800"/>
-                    </a:xfrm>
-                    <a:prstGeom prst="rect"/>
-                  </pic:spPr>
-                </pic:pic>
-              </a:graphicData>
-            </a:graphic>
-          </wp:inline>
-        </w:drawing>
-      </w:r>
-    </w:p>
-    <w:p>
-      <w:pPr>
-        <w:spacing w:after="200"/>
+        <w:spacing w:after="80" w:before="40"/>
       </w:pPr>
       <w:r>
         <w:rPr>
           <w:rFonts w:ascii="Arial" w:hAnsi="Arial"/>
           <w:b w:val="0"/>
           <w:color w:val="000000"/>
-          <w:sz w:val="28"/>
+          <w:sz w:val="24"/>
         </w:rPr>
         <w:t>Company: CoLab Space Point</w:t>
       </w:r>
     </w:p>
     <w:p>
       <w:pPr>
-        <w:spacing w:after="200"/>
+        <w:spacing w:after="80" w:before="40"/>
       </w:pPr>
       <w:r>
         <w:rPr>
           <w:rFonts w:ascii="Arial" w:hAnsi="Arial"/>
           <w:b w:val="0"/>
           <w:color w:val="000000"/>
-          <w:sz w:val="28"/>
+          <w:sz w:val="24"/>
         </w:rPr>
         <w:t>Website: www.colabpoint.com</w:t>
       </w:r>
     </w:p>
     <w:p>
       <w:pPr>
-        <w:spacing w:after="200"/>
+        <w:spacing w:after="80" w:before="40"/>
       </w:pPr>
       <w:r>
         <w:rPr>
           <w:rFonts w:ascii="Arial" w:hAnsi="Arial"/>
           <w:b w:val="0"/>
           <w:color w:val="000000"/>
-          <w:sz w:val="28"/>
+          <w:sz w:val="24"/>
         </w:rPr>
         <w:t>Phone: +92 349 7684322  |  +92 478 986460</w:t>
       </w:r>
     </w:p>
     <w:p>
       <w:pPr>
-        <w:spacing w:after="200"/>
+        <w:spacing w:after="80" w:before="40"/>
       </w:pPr>
       <w:r>
         <w:rPr>
           <w:rFonts w:ascii="Arial" w:hAnsi="Arial"/>
           <w:b w:val="0"/>
           <w:color w:val="000000"/>
-          <w:sz w:val="28"/>
+          <w:sz w:val="24"/>
         </w:rPr>
         <w:t>Email: colabpoint@gmail.com  |  hello@colabpoint.com</w:t>
       </w:r>
     </w:p>
     <w:p>
       <w:pPr>
-        <w:spacing w:after="200"/>
+        <w:spacing w:after="80" w:before="40"/>
       </w:pPr>
       <w:r>
         <w:rPr>
           <w:rFonts w:ascii="Arial" w:hAnsi="Arial"/>
           <w:b w:val="0"/>
           <w:color w:val="000000"/>
-          <w:sz w:val="28"/>
+          <w:sz w:val="24"/>
         </w:rPr>
         <w:t>Address: 2nd Floor Anwar Center, Madina Road Near Gymkhana, Gujrat, Pakistan</w:t>
       </w:r>
     </w:p>
     <w:sectPr>
+      <w:footerReference w:type="default" r:id="rId17"/>
       <w:pgSz w:w="12240" w:h="15840"/>
-      <w:pgMar w:top="1134" w:right="1134" w:bottom="1134" w:left="1134" w:header="720" w:footer="720" w:gutter="0"/>
+      <w:pgMar w:top="1134" w:right="1247" w:bottom="1134" w:left="1247" w:header="720" w:footer="720" w:gutter="0"/>
       <w:cols w:space="720"/>
       <w:docGrid w:linePitch="360"/>
     </w:sectPr>
   </w:body>
 </w:document>
+</file>
+
+<file path=word/footer1.xml><?xml version="1.0" encoding="utf-8"?>
+<w:ftr xmlns:m="http://schemas.openxmlformats.org/officeDocument/2006/math" xmlns:mc="http://schemas.openxmlformats.org/markup-compatibility/2006" xmlns:mo="http://schemas.microsoft.com/office/mac/office/2008/main" xmlns:mv="urn:schemas-microsoft-com:mac:vml" xmlns:o="urn:schemas-microsoft-com:office:office" xmlns:r="http://schemas.openxmlformats.org/officeDocument/2006/relationships" xmlns:v="urn:schemas-microsoft-com:vml" xmlns:w10="urn:schemas-microsoft-com:office:word" xmlns:w14="http://schemas.microsoft.com/office/word/2010/wordml" xmlns:w="http://schemas.openxmlformats.org/wordprocessingml/2006/main" xmlns:wne="http://schemas.microsoft.com/office/word/2006/wordml" xmlns:wp14="http://schemas.microsoft.com/office/word/2010/wordprocessingDrawing" xmlns:wp="http://schemas.openxmlformats.org/drawingml/2006/wordprocessingDrawing" xmlns:wpc="http://schemas.microsoft.com/office/word/2010/wordprocessingCanvas" xmlns:wpg="http://schemas.microsoft.com/office/word/2010/wordprocessingGroup" xmlns:wpi="http://schemas.microsoft.com/office/word/2010/wordprocessingInk" xmlns:wps="http://schemas.microsoft.com/office/word/2010/wordprocessingShape" mc:Ignorable="w14 wp14">
+  <w:p>
+    <w:pPr>
+      <w:pStyle w:val="Footer"/>
+      <w:jc w:val="center"/>
+    </w:pPr>
+    <w:r>
+      <w:rPr>
+        <w:rFonts w:ascii="Arial" w:hAnsi="Arial"/>
+        <w:b w:val="0"/>
+        <w:color w:val="000000"/>
+        <w:sz w:val="18"/>
+      </w:rPr>
+      <w:t>CoLab Space Point | www.colabpoint.com</w:t>
+    </w:r>
+  </w:p>
+</w:ftr>
 </file>
 
 <file path=word/numbering.xml><?xml version="1.0" encoding="utf-8"?>
@@ -1573,6 +2154,11 @@
     <w:name w:val="Normal"/>
     <w:qFormat/>
     <w:rsid w:val="00FC693F"/>
+    <w:rPr>
+      <w:rFonts w:ascii="Arial" w:hAnsi="Arial"/>
+      <w:color w:val="000000"/>
+      <w:sz w:val="24"/>
+    </w:rPr>
   </w:style>
   <w:style w:type="paragraph" w:styleId="Header">
     <w:name w:val="header"/>

--- a/CoLab_Space_Point_Proposal_Photos.docx
+++ b/CoLab_Space_Point_Proposal_Photos.docx
@@ -170,12 +170,57 @@
     <w:tbl>
       <w:tblPr>
         <w:tblW w:type="auto" w:w="0"/>
-        <w:jc w:val="left"/>
         <w:tblLook w:firstColumn="1" w:firstRow="1" w:lastColumn="0" w:lastRow="0" w:noHBand="0" w:noVBand="1" w:val="04A0"/>
       </w:tblPr>
       <w:tblGrid>
-        <w:gridCol w:w="907"/>
-        <w:gridCol w:w="8504"/>
+        <w:gridCol w:w="9746"/>
+      </w:tblGrid>
+      <w:tr>
+        <w:tc>
+          <w:tcPr>
+            <w:tcW w:type="dxa" w:w="9746"/>
+            <w:shd w:val="clear" w:fill="04243C"/>
+          </w:tcPr>
+          <w:p>
+            <w:pPr>
+              <w:jc w:val="center"/>
+            </w:pPr>
+            <w:r>
+              <w:rPr>
+                <w:rFonts w:ascii="Arial" w:hAnsi="Arial"/>
+                <w:b/>
+                <w:color w:val="FFFFFF"/>
+                <w:sz w:val="40"/>
+              </w:rPr>
+              <w:t>COMPANY PROFILE</w:t>
+            </w:r>
+          </w:p>
+          <w:p>
+            <w:pPr>
+              <w:jc w:val="center"/>
+            </w:pPr>
+            <w:r>
+              <w:rPr>
+                <w:rFonts w:ascii="Arial" w:hAnsi="Arial"/>
+                <w:b w:val="0"/>
+                <w:color w:val="06ACBA"/>
+                <w:sz w:val="22"/>
+              </w:rPr>
+              <w:t>CoLab Space Point  |  Digital Agency  |  Gujrat</w:t>
+            </w:r>
+          </w:p>
+        </w:tc>
+      </w:tr>
+    </w:tbl>
+    <w:p/>
+    <w:tbl>
+      <w:tblPr>
+        <w:tblW w:type="auto" w:w="0"/>
+        <w:tblLook w:firstColumn="1" w:firstRow="1" w:lastColumn="0" w:lastRow="0" w:noHBand="0" w:noVBand="1" w:val="04A0"/>
+      </w:tblPr>
+      <w:tblGrid>
+        <w:gridCol w:w="1247"/>
+        <w:gridCol w:w="7937"/>
       </w:tblGrid>
       <w:tr>
         <w:tc>
@@ -189,7 +234,7 @@
             <w:r>
               <w:drawing>
                 <wp:inline xmlns:a="http://schemas.openxmlformats.org/drawingml/2006/main" xmlns:pic="http://schemas.openxmlformats.org/drawingml/2006/picture">
-                  <wp:extent cx="502920" cy="502920"/>
+                  <wp:extent cx="822960" cy="198882"/>
                   <wp:docPr id="2" name="Picture 2"/>
                   <wp:cNvGraphicFramePr>
                     <a:graphicFrameLocks noChangeAspect="1"/>
@@ -198,11 +243,11 @@
                     <a:graphicData uri="http://schemas.openxmlformats.org/drawingml/2006/picture">
                       <pic:pic>
                         <pic:nvPicPr>
-                          <pic:cNvPr id="0" name="company.png"/>
+                          <pic:cNvPr id="0" name="logo.png"/>
                           <pic:cNvPicPr/>
                         </pic:nvPicPr>
                         <pic:blipFill>
-                          <a:blip r:embed="rId10"/>
+                          <a:blip r:embed="rId9"/>
                           <a:stretch>
                             <a:fillRect/>
                           </a:stretch>
@@ -210,7 +255,7 @@
                         <pic:spPr>
                           <a:xfrm>
                             <a:off x="0" y="0"/>
-                            <a:ext cx="502920" cy="502920"/>
+                            <a:ext cx="822960" cy="198882"/>
                           </a:xfrm>
                           <a:prstGeom prst="rect"/>
                         </pic:spPr>
@@ -225,16 +270,17 @@
         <w:tc>
           <w:tcPr>
             <w:tcW w:type="dxa" w:w="4873"/>
+            <w:shd w:val="clear" w:fill="E8F7F9"/>
           </w:tcPr>
           <w:p>
             <w:r>
               <w:rPr>
                 <w:rFonts w:ascii="Arial" w:hAnsi="Arial"/>
                 <w:b/>
-                <w:color w:val="000000"/>
-                <w:sz w:val="36"/>
+                <w:color w:val="04243C"/>
+                <w:sz w:val="28"/>
               </w:rPr>
-              <w:t>Company Profile</w:t>
+              <w:t>About Us</w:t>
             </w:r>
           </w:p>
           <w:p>
@@ -242,10 +288,508 @@
               <w:rPr>
                 <w:rFonts w:ascii="Arial" w:hAnsi="Arial"/>
                 <w:b w:val="0"/>
-                <w:color w:val="04243C"/>
+                <w:color w:val="000000"/>
                 <w:sz w:val="22"/>
               </w:rPr>
-              <w:t>Digital services from CoLab Point, Gujrat</w:t>
+              <w:t>CoLab Space Point is the digital services division of CoLab Point — a trusted innovation and coworking hub in Gujrat since 2021. We help businesses establish a strong online presence, sell through e-commerce, and acquire customers through data-driven marketing.</w:t>
+            </w:r>
+          </w:p>
+          <w:p>
+            <w:r>
+              <w:rPr>
+                <w:rFonts w:ascii="Arial" w:hAnsi="Arial"/>
+                <w:b w:val="0"/>
+                <w:color w:val="000000"/>
+                <w:sz w:val="22"/>
+              </w:rPr>
+              <w:t>Our mission is to deliver premium digital experiences that convert visitors into customers — with transparent pricing, professional delivery, and ongoing support after every launch.</w:t>
+            </w:r>
+          </w:p>
+        </w:tc>
+      </w:tr>
+    </w:tbl>
+    <w:p/>
+    <w:tbl>
+      <w:tblPr>
+        <w:tblW w:type="auto" w:w="0"/>
+        <w:jc w:val="center"/>
+        <w:tblLook w:firstColumn="1" w:firstRow="1" w:lastColumn="0" w:lastRow="0" w:noHBand="0" w:noVBand="1" w:val="04A0"/>
+      </w:tblPr>
+      <w:tblGrid>
+        <w:gridCol w:w="2436"/>
+        <w:gridCol w:w="2436"/>
+        <w:gridCol w:w="2436"/>
+        <w:gridCol w:w="2436"/>
+      </w:tblGrid>
+      <w:tr>
+        <w:tc>
+          <w:tcPr>
+            <w:tcW w:type="dxa" w:w="2436"/>
+            <w:shd w:val="clear" w:fill="06ACBA"/>
+          </w:tcPr>
+          <w:p>
+            <w:pPr>
+              <w:jc w:val="center"/>
+            </w:pPr>
+            <w:r/>
+            <w:r>
+              <w:rPr>
+                <w:rFonts w:ascii="Arial" w:hAnsi="Arial"/>
+                <w:b/>
+                <w:color w:val="FFFFFF"/>
+                <w:sz w:val="22"/>
+              </w:rPr>
+              <w:t>Est. 2021</w:t>
+            </w:r>
+          </w:p>
+        </w:tc>
+        <w:tc>
+          <w:tcPr>
+            <w:tcW w:type="dxa" w:w="2436"/>
+            <w:shd w:val="clear" w:fill="06ACBA"/>
+          </w:tcPr>
+          <w:p>
+            <w:pPr>
+              <w:jc w:val="center"/>
+            </w:pPr>
+            <w:r/>
+            <w:r>
+              <w:rPr>
+                <w:rFonts w:ascii="Arial" w:hAnsi="Arial"/>
+                <w:b/>
+                <w:color w:val="FFFFFF"/>
+                <w:sz w:val="22"/>
+              </w:rPr>
+              <w:t>Location</w:t>
+            </w:r>
+          </w:p>
+        </w:tc>
+        <w:tc>
+          <w:tcPr>
+            <w:tcW w:type="dxa" w:w="2436"/>
+            <w:shd w:val="clear" w:fill="06ACBA"/>
+          </w:tcPr>
+          <w:p>
+            <w:pPr>
+              <w:jc w:val="center"/>
+            </w:pPr>
+            <w:r/>
+            <w:r>
+              <w:rPr>
+                <w:rFonts w:ascii="Arial" w:hAnsi="Arial"/>
+                <w:b/>
+                <w:color w:val="FFFFFF"/>
+                <w:sz w:val="22"/>
+              </w:rPr>
+              <w:t>Platform</w:t>
+            </w:r>
+          </w:p>
+        </w:tc>
+        <w:tc>
+          <w:tcPr>
+            <w:tcW w:type="dxa" w:w="2436"/>
+            <w:shd w:val="clear" w:fill="06ACBA"/>
+          </w:tcPr>
+          <w:p>
+            <w:pPr>
+              <w:jc w:val="center"/>
+            </w:pPr>
+            <w:r/>
+            <w:r>
+              <w:rPr>
+                <w:rFonts w:ascii="Arial" w:hAnsi="Arial"/>
+                <w:b/>
+                <w:color w:val="FFFFFF"/>
+                <w:sz w:val="22"/>
+              </w:rPr>
+              <w:t>Focus</w:t>
+            </w:r>
+          </w:p>
+        </w:tc>
+      </w:tr>
+      <w:tr>
+        <w:tc>
+          <w:tcPr>
+            <w:tcW w:type="dxa" w:w="2436"/>
+            <w:shd w:val="clear" w:fill="F4FBFC"/>
+          </w:tcPr>
+          <w:p>
+            <w:pPr>
+              <w:jc w:val="center"/>
+            </w:pPr>
+            <w:r/>
+            <w:r>
+              <w:rPr>
+                <w:rFonts w:ascii="Arial" w:hAnsi="Arial"/>
+                <w:b w:val="0"/>
+                <w:color w:val="000000"/>
+                <w:sz w:val="20"/>
+              </w:rPr>
+              <w:t>CoLab Point ecosystem</w:t>
+            </w:r>
+          </w:p>
+        </w:tc>
+        <w:tc>
+          <w:tcPr>
+            <w:tcW w:type="dxa" w:w="2436"/>
+            <w:shd w:val="clear" w:fill="F4FBFC"/>
+          </w:tcPr>
+          <w:p>
+            <w:pPr>
+              <w:jc w:val="center"/>
+            </w:pPr>
+            <w:r/>
+            <w:r>
+              <w:rPr>
+                <w:rFonts w:ascii="Arial" w:hAnsi="Arial"/>
+                <w:b w:val="0"/>
+                <w:color w:val="000000"/>
+                <w:sz w:val="20"/>
+              </w:rPr>
+              <w:t>Gujrat, Pakistan</w:t>
+            </w:r>
+          </w:p>
+        </w:tc>
+        <w:tc>
+          <w:tcPr>
+            <w:tcW w:type="dxa" w:w="2436"/>
+            <w:shd w:val="clear" w:fill="F4FBFC"/>
+          </w:tcPr>
+          <w:p>
+            <w:pPr>
+              <w:jc w:val="center"/>
+            </w:pPr>
+            <w:r/>
+            <w:r>
+              <w:rPr>
+                <w:rFonts w:ascii="Arial" w:hAnsi="Arial"/>
+                <w:b w:val="0"/>
+                <w:color w:val="000000"/>
+                <w:sz w:val="20"/>
+              </w:rPr>
+              <w:t>WordPress &amp; WooCommerce</w:t>
+            </w:r>
+          </w:p>
+        </w:tc>
+        <w:tc>
+          <w:tcPr>
+            <w:tcW w:type="dxa" w:w="2436"/>
+            <w:shd w:val="clear" w:fill="F4FBFC"/>
+          </w:tcPr>
+          <w:p>
+            <w:pPr>
+              <w:jc w:val="center"/>
+            </w:pPr>
+            <w:r/>
+            <w:r>
+              <w:rPr>
+                <w:rFonts w:ascii="Arial" w:hAnsi="Arial"/>
+                <w:b w:val="0"/>
+                <w:color w:val="000000"/>
+                <w:sz w:val="20"/>
+              </w:rPr>
+              <w:t>Websites + Digital Marketing</w:t>
+            </w:r>
+          </w:p>
+        </w:tc>
+      </w:tr>
+    </w:tbl>
+    <w:p/>
+    <w:p>
+      <w:pPr>
+        <w:spacing w:after="160" w:before="40"/>
+      </w:pPr>
+      <w:r>
+        <w:rPr>
+          <w:rFonts w:ascii="Arial" w:hAnsi="Arial"/>
+          <w:b/>
+          <w:color w:val="04243C"/>
+          <w:sz w:val="28"/>
+        </w:rPr>
+        <w:t>Our Core Services</w:t>
+      </w:r>
+    </w:p>
+    <w:tbl>
+      <w:tblPr>
+        <w:tblW w:type="auto" w:w="0"/>
+        <w:tblLook w:firstColumn="1" w:firstRow="1" w:lastColumn="0" w:lastRow="0" w:noHBand="0" w:noVBand="1" w:val="04A0"/>
+      </w:tblPr>
+      <w:tblGrid>
+        <w:gridCol w:w="4873"/>
+        <w:gridCol w:w="4873"/>
+      </w:tblGrid>
+      <w:tr>
+        <w:tc>
+          <w:tcPr>
+            <w:tcW w:type="dxa" w:w="4873"/>
+            <w:shd w:val="clear" w:fill="FFFFFF"/>
+          </w:tcPr>
+          <w:p>
+            <w:r/>
+            <w:r>
+              <w:rPr>
+                <w:rFonts w:ascii="Arial" w:hAnsi="Arial"/>
+                <w:b w:val="0"/>
+                <w:color w:val="000000"/>
+                <w:sz w:val="22"/>
+              </w:rPr>
+              <w:t xml:space="preserve">  ✓  Website Designing &amp; Development</w:t>
+            </w:r>
+          </w:p>
+        </w:tc>
+        <w:tc>
+          <w:tcPr>
+            <w:tcW w:type="dxa" w:w="4873"/>
+            <w:shd w:val="clear" w:fill="FFFFFF"/>
+          </w:tcPr>
+          <w:p>
+            <w:r/>
+            <w:r>
+              <w:rPr>
+                <w:rFonts w:ascii="Arial" w:hAnsi="Arial"/>
+                <w:b w:val="0"/>
+                <w:color w:val="000000"/>
+                <w:sz w:val="22"/>
+              </w:rPr>
+              <w:t xml:space="preserve">  ✓  SEO (Search Engine Optimization)</w:t>
+            </w:r>
+          </w:p>
+        </w:tc>
+      </w:tr>
+      <w:tr>
+        <w:tc>
+          <w:tcPr>
+            <w:tcW w:type="dxa" w:w="4873"/>
+            <w:shd w:val="clear" w:fill="FFFFFF"/>
+          </w:tcPr>
+          <w:p>
+            <w:r/>
+            <w:r>
+              <w:rPr>
+                <w:rFonts w:ascii="Arial" w:hAnsi="Arial"/>
+                <w:b w:val="0"/>
+                <w:color w:val="000000"/>
+                <w:sz w:val="22"/>
+              </w:rPr>
+              <w:t xml:space="preserve">  ✓  WordPress Development</w:t>
+            </w:r>
+          </w:p>
+        </w:tc>
+        <w:tc>
+          <w:tcPr>
+            <w:tcW w:type="dxa" w:w="4873"/>
+            <w:shd w:val="clear" w:fill="FFFFFF"/>
+          </w:tcPr>
+          <w:p>
+            <w:r/>
+            <w:r>
+              <w:rPr>
+                <w:rFonts w:ascii="Arial" w:hAnsi="Arial"/>
+                <w:b w:val="0"/>
+                <w:color w:val="000000"/>
+                <w:sz w:val="22"/>
+              </w:rPr>
+              <w:t xml:space="preserve">  ✓  Google Ads</w:t>
+            </w:r>
+          </w:p>
+        </w:tc>
+      </w:tr>
+      <w:tr>
+        <w:tc>
+          <w:tcPr>
+            <w:tcW w:type="dxa" w:w="4873"/>
+            <w:shd w:val="clear" w:fill="FFFFFF"/>
+          </w:tcPr>
+          <w:p>
+            <w:r/>
+            <w:r>
+              <w:rPr>
+                <w:rFonts w:ascii="Arial" w:hAnsi="Arial"/>
+                <w:b w:val="0"/>
+                <w:color w:val="000000"/>
+                <w:sz w:val="22"/>
+              </w:rPr>
+              <w:t xml:space="preserve">  ✓  E-commerce Solutions</w:t>
+            </w:r>
+          </w:p>
+        </w:tc>
+        <w:tc>
+          <w:tcPr>
+            <w:tcW w:type="dxa" w:w="4873"/>
+            <w:shd w:val="clear" w:fill="FFFFFF"/>
+          </w:tcPr>
+          <w:p>
+            <w:r/>
+            <w:r>
+              <w:rPr>
+                <w:rFonts w:ascii="Arial" w:hAnsi="Arial"/>
+                <w:b w:val="0"/>
+                <w:color w:val="000000"/>
+                <w:sz w:val="22"/>
+              </w:rPr>
+              <w:t xml:space="preserve">  ✓  Meta Ads (Facebook &amp; Instagram)</w:t>
+            </w:r>
+          </w:p>
+        </w:tc>
+      </w:tr>
+      <w:tr>
+        <w:tc>
+          <w:tcPr>
+            <w:tcW w:type="dxa" w:w="4873"/>
+            <w:shd w:val="clear" w:fill="FFFFFF"/>
+          </w:tcPr>
+          <w:p>
+            <w:r/>
+            <w:r>
+              <w:rPr>
+                <w:rFonts w:ascii="Arial" w:hAnsi="Arial"/>
+                <w:b w:val="0"/>
+                <w:color w:val="000000"/>
+                <w:sz w:val="22"/>
+              </w:rPr>
+              <w:t xml:space="preserve">  ✓  Branding &amp; Visual Identity</w:t>
+            </w:r>
+          </w:p>
+        </w:tc>
+        <w:tc>
+          <w:tcPr>
+            <w:tcW w:type="dxa" w:w="4873"/>
+            <w:shd w:val="clear" w:fill="FFFFFF"/>
+          </w:tcPr>
+          <w:p>
+            <w:r/>
+            <w:r>
+              <w:rPr>
+                <w:rFonts w:ascii="Arial" w:hAnsi="Arial"/>
+                <w:b w:val="0"/>
+                <w:color w:val="000000"/>
+                <w:sz w:val="22"/>
+              </w:rPr>
+              <w:t xml:space="preserve">  ✓  Business Growth Strategy</w:t>
+            </w:r>
+          </w:p>
+        </w:tc>
+      </w:tr>
+      <w:tr>
+        <w:tc>
+          <w:tcPr>
+            <w:tcW w:type="dxa" w:w="4873"/>
+            <w:shd w:val="clear" w:fill="FFFFFF"/>
+          </w:tcPr>
+          <w:p>
+            <w:r/>
+            <w:r>
+              <w:rPr>
+                <w:rFonts w:ascii="Arial" w:hAnsi="Arial"/>
+                <w:b w:val="0"/>
+                <w:color w:val="000000"/>
+                <w:sz w:val="22"/>
+              </w:rPr>
+              <w:t xml:space="preserve">  ✓  Digital Marketing</w:t>
+            </w:r>
+          </w:p>
+        </w:tc>
+        <w:tc>
+          <w:tcPr>
+            <w:tcW w:type="dxa" w:w="4873"/>
+            <w:shd w:val="clear" w:fill="FFFFFF"/>
+          </w:tcPr>
+          <w:p>
+            <w:r/>
+          </w:p>
+        </w:tc>
+      </w:tr>
+    </w:tbl>
+    <w:p/>
+    <w:tbl>
+      <w:tblPr>
+        <w:tblW w:type="auto" w:w="0"/>
+        <w:tblLook w:firstColumn="1" w:firstRow="1" w:lastColumn="0" w:lastRow="0" w:noHBand="0" w:noVBand="1" w:val="04A0"/>
+      </w:tblPr>
+      <w:tblGrid>
+        <w:gridCol w:w="9746"/>
+      </w:tblGrid>
+      <w:tr>
+        <w:tc>
+          <w:tcPr>
+            <w:tcW w:type="dxa" w:w="9746"/>
+            <w:shd w:val="clear" w:fill="E8F7F9"/>
+          </w:tcPr>
+          <w:p>
+            <w:r>
+              <w:rPr>
+                <w:rFonts w:ascii="Arial" w:hAnsi="Arial"/>
+                <w:b/>
+                <w:color w:val="04243C"/>
+                <w:sz w:val="26"/>
+              </w:rPr>
+              <w:t>Why Choose CoLab Space Point</w:t>
+            </w:r>
+          </w:p>
+          <w:p>
+            <w:r>
+              <w:rPr>
+                <w:rFonts w:ascii="Arial" w:hAnsi="Arial"/>
+                <w:b w:val="0"/>
+                <w:color w:val="000000"/>
+                <w:sz w:val="22"/>
+              </w:rPr>
+              <w:t xml:space="preserve">  •  Experienced multidisciplinary team</w:t>
+            </w:r>
+          </w:p>
+          <w:p>
+            <w:r>
+              <w:rPr>
+                <w:rFonts w:ascii="Arial" w:hAnsi="Arial"/>
+                <w:b w:val="0"/>
+                <w:color w:val="000000"/>
+                <w:sz w:val="22"/>
+              </w:rPr>
+              <w:t xml:space="preserve">  •  Professional support and clear communication</w:t>
+            </w:r>
+          </w:p>
+          <w:p>
+            <w:r>
+              <w:rPr>
+                <w:rFonts w:ascii="Arial" w:hAnsi="Arial"/>
+                <w:b w:val="0"/>
+                <w:color w:val="000000"/>
+                <w:sz w:val="22"/>
+              </w:rPr>
+              <w:t xml:space="preserve">  •  Business-focused, results-driven solutions</w:t>
+            </w:r>
+          </w:p>
+          <w:p>
+            <w:r>
+              <w:rPr>
+                <w:rFonts w:ascii="Arial" w:hAnsi="Arial"/>
+                <w:b w:val="0"/>
+                <w:color w:val="000000"/>
+                <w:sz w:val="22"/>
+              </w:rPr>
+              <w:t xml:space="preserve">  •  Modern technology stack</w:t>
+            </w:r>
+          </w:p>
+          <w:p>
+            <w:r>
+              <w:rPr>
+                <w:rFonts w:ascii="Arial" w:hAnsi="Arial"/>
+                <w:b w:val="0"/>
+                <w:color w:val="000000"/>
+                <w:sz w:val="22"/>
+              </w:rPr>
+              <w:t xml:space="preserve">  •  Creative design and performance marketing</w:t>
+            </w:r>
+          </w:p>
+          <w:p>
+            <w:r>
+              <w:rPr>
+                <w:rFonts w:ascii="Arial" w:hAnsi="Arial"/>
+                <w:b w:val="0"/>
+                <w:color w:val="000000"/>
+                <w:sz w:val="22"/>
+              </w:rPr>
+              <w:t xml:space="preserve">  •  Transparent pricing and long-term partnership</w:t>
             </w:r>
           </w:p>
         </w:tc>
@@ -261,23 +805,9 @@
           <w:rFonts w:ascii="Arial" w:hAnsi="Arial"/>
           <w:b w:val="0"/>
           <w:color w:val="000000"/>
-          <w:sz w:val="24"/>
+          <w:sz w:val="22"/>
         </w:rPr>
-        <w:t>CoLab Space Point is the digital services arm of CoLab Point, Gujrat. We build websites, e-commerce stores, and run performance marketing campaigns.</w:t>
-      </w:r>
-    </w:p>
-    <w:p>
-      <w:pPr>
-        <w:spacing w:after="200" w:before="40"/>
-      </w:pPr>
-      <w:r>
-        <w:rPr>
-          <w:rFonts w:ascii="Arial" w:hAnsi="Arial"/>
-          <w:b w:val="0"/>
-          <w:color w:val="000000"/>
-          <w:sz w:val="24"/>
-        </w:rPr>
-        <w:t>WordPress is our primary development platform. Custom solutions are available on request.</w:t>
+        <w:t>WordPress is our primary development platform. Fully custom solutions are available on request.</w:t>
       </w:r>
     </w:p>
     <w:tbl>
@@ -315,7 +845,7 @@
                           <pic:cNvPicPr/>
                         </pic:nvPicPr>
                         <pic:blipFill>
-                          <a:blip r:embed="rId11"/>
+                          <a:blip r:embed="rId10"/>
                           <a:stretch>
                             <a:fillRect/>
                           </a:stretch>
@@ -394,7 +924,7 @@
                           <pic:cNvPicPr/>
                         </pic:nvPicPr>
                         <pic:blipFill>
-                          <a:blip r:embed="rId12"/>
+                          <a:blip r:embed="rId11"/>
                           <a:stretch>
                             <a:fillRect/>
                           </a:stretch>
@@ -680,7 +1210,7 @@
                           <pic:cNvPicPr/>
                         </pic:nvPicPr>
                         <pic:blipFill>
-                          <a:blip r:embed="rId13"/>
+                          <a:blip r:embed="rId12"/>
                           <a:stretch>
                             <a:fillRect/>
                           </a:stretch>
@@ -966,7 +1496,7 @@
                           <pic:cNvPicPr/>
                         </pic:nvPicPr>
                         <pic:blipFill>
-                          <a:blip r:embed="rId14"/>
+                          <a:blip r:embed="rId13"/>
                           <a:stretch>
                             <a:fillRect/>
                           </a:stretch>
@@ -1238,7 +1768,7 @@
                           <pic:cNvPicPr/>
                         </pic:nvPicPr>
                         <pic:blipFill>
-                          <a:blip r:embed="rId15"/>
+                          <a:blip r:embed="rId14"/>
                           <a:stretch>
                             <a:fillRect/>
                           </a:stretch>
@@ -1651,7 +2181,7 @@
                           <pic:cNvPicPr/>
                         </pic:nvPicPr>
                         <pic:blipFill>
-                          <a:blip r:embed="rId16"/>
+                          <a:blip r:embed="rId15"/>
                           <a:stretch>
                             <a:fillRect/>
                           </a:stretch>
@@ -1761,7 +2291,7 @@
       </w:r>
     </w:p>
     <w:sectPr>
-      <w:footerReference w:type="default" r:id="rId17"/>
+      <w:footerReference w:type="default" r:id="rId16"/>
       <w:pgSz w:w="12240" w:h="15840"/>
       <w:pgMar w:top="1134" w:right="1247" w:bottom="1134" w:left="1247" w:header="720" w:footer="720" w:gutter="0"/>
       <w:cols w:space="720"/>

--- a/CoLab_Space_Point_Proposal_Photos.docx
+++ b/CoLab_Space_Point_Proposal_Photos.docx
@@ -3,59 +3,80 @@
 <w:document xmlns:wpc="http://schemas.microsoft.com/office/word/2010/wordprocessingCanvas" xmlns:mo="http://schemas.microsoft.com/office/mac/office/2008/main" xmlns:mc="http://schemas.openxmlformats.org/markup-compatibility/2006" xmlns:mv="urn:schemas-microsoft-com:mac:vml" xmlns:o="urn:schemas-microsoft-com:office:office" xmlns:r="http://schemas.openxmlformats.org/officeDocument/2006/relationships" xmlns:m="http://schemas.openxmlformats.org/officeDocument/2006/math" xmlns:v="urn:schemas-microsoft-com:vml" xmlns:wp14="http://schemas.microsoft.com/office/word/2010/wordprocessingDrawing" xmlns:wp="http://schemas.openxmlformats.org/drawingml/2006/wordprocessingDrawing" xmlns:w10="urn:schemas-microsoft-com:office:word" xmlns:w="http://schemas.openxmlformats.org/wordprocessingml/2006/main" xmlns:w14="http://schemas.microsoft.com/office/word/2010/wordml" xmlns:wpg="http://schemas.microsoft.com/office/word/2010/wordprocessingGroup" xmlns:wpi="http://schemas.microsoft.com/office/word/2010/wordprocessingInk" xmlns:wne="http://schemas.microsoft.com/office/word/2006/wordml" xmlns:wps="http://schemas.microsoft.com/office/word/2010/wordprocessingShape" mc:Ignorable="w14 wp14">
   <w:background w:color="FFFFFF"/>
   <w:body>
+    <w:tbl>
+      <w:tblPr>
+        <w:tblW w:type="auto" w:w="0"/>
+        <w:tblLook w:firstColumn="1" w:firstRow="1" w:lastColumn="0" w:lastRow="0" w:noHBand="0" w:noVBand="1" w:val="04A0"/>
+      </w:tblPr>
+      <w:tblGrid>
+        <w:gridCol w:w="9746"/>
+      </w:tblGrid>
+      <w:tr>
+        <w:tc>
+          <w:tcPr>
+            <w:tcW w:type="dxa" w:w="9746"/>
+            <w:shd w:val="clear" w:fill="04243C"/>
+          </w:tcPr>
+          <w:p>
+            <w:pPr>
+              <w:jc w:val="center"/>
+            </w:pPr>
+            <w:r>
+              <w:drawing>
+                <wp:inline xmlns:a="http://schemas.openxmlformats.org/drawingml/2006/main" xmlns:pic="http://schemas.openxmlformats.org/drawingml/2006/picture">
+                  <wp:extent cx="5303520" cy="1616382"/>
+                  <wp:docPr id="1" name="Picture 1"/>
+                  <wp:cNvGraphicFramePr>
+                    <a:graphicFrameLocks noChangeAspect="1"/>
+                  </wp:cNvGraphicFramePr>
+                  <a:graphic>
+                    <a:graphicData uri="http://schemas.openxmlformats.org/drawingml/2006/picture">
+                      <pic:pic>
+                        <pic:nvPicPr>
+                          <pic:cNvPr id="0" name="logo_cover.png"/>
+                          <pic:cNvPicPr/>
+                        </pic:nvPicPr>
+                        <pic:blipFill>
+                          <a:blip r:embed="rId9"/>
+                          <a:stretch>
+                            <a:fillRect/>
+                          </a:stretch>
+                        </pic:blipFill>
+                        <pic:spPr>
+                          <a:xfrm>
+                            <a:off x="0" y="0"/>
+                            <a:ext cx="5303520" cy="1616382"/>
+                          </a:xfrm>
+                          <a:prstGeom prst="rect"/>
+                        </pic:spPr>
+                      </pic:pic>
+                    </a:graphicData>
+                  </a:graphic>
+                </wp:inline>
+              </w:drawing>
+            </w:r>
+          </w:p>
+          <w:p>
+            <w:pPr>
+              <w:jc w:val="center"/>
+            </w:pPr>
+            <w:r>
+              <w:rPr>
+                <w:rFonts w:ascii="Arial" w:hAnsi="Arial"/>
+                <w:b w:val="0"/>
+                <w:color w:val="06ACBA"/>
+                <w:sz w:val="20"/>
+              </w:rPr>
+              <w:t>CoLab Point  |  Digital Agency  |  Gujrat, Pakistan</w:t>
+            </w:r>
+          </w:p>
+        </w:tc>
+      </w:tr>
+    </w:tbl>
     <w:p>
       <w:pPr>
-        <w:jc w:val="center"/>
+        <w:spacing w:after="160" w:before="40"/>
       </w:pPr>
-      <w:r>
-        <w:drawing>
-          <wp:inline xmlns:a="http://schemas.openxmlformats.org/drawingml/2006/main" xmlns:pic="http://schemas.openxmlformats.org/drawingml/2006/picture">
-            <wp:extent cx="1280160" cy="309372"/>
-            <wp:docPr id="1" name="Picture 1"/>
-            <wp:cNvGraphicFramePr>
-              <a:graphicFrameLocks noChangeAspect="1"/>
-            </wp:cNvGraphicFramePr>
-            <a:graphic>
-              <a:graphicData uri="http://schemas.openxmlformats.org/drawingml/2006/picture">
-                <pic:pic>
-                  <pic:nvPicPr>
-                    <pic:cNvPr id="0" name="logo.png"/>
-                    <pic:cNvPicPr/>
-                  </pic:nvPicPr>
-                  <pic:blipFill>
-                    <a:blip r:embed="rId9"/>
-                    <a:stretch>
-                      <a:fillRect/>
-                    </a:stretch>
-                  </pic:blipFill>
-                  <pic:spPr>
-                    <a:xfrm>
-                      <a:off x="0" y="0"/>
-                      <a:ext cx="1280160" cy="309372"/>
-                    </a:xfrm>
-                    <a:prstGeom prst="rect"/>
-                  </pic:spPr>
-                </pic:pic>
-              </a:graphicData>
-            </a:graphic>
-          </wp:inline>
-        </w:drawing>
-      </w:r>
-    </w:p>
-    <w:p>
-      <w:pPr>
-        <w:spacing w:after="80" w:before="40"/>
-        <w:jc w:val="center"/>
-      </w:pPr>
-      <w:r>
-        <w:rPr>
-          <w:rFonts w:ascii="Arial" w:hAnsi="Arial"/>
-          <w:b/>
-          <w:color w:val="06ACBA"/>
-          <w:sz w:val="28"/>
-        </w:rPr>
-        <w:t>CoLab Point</w:t>
-      </w:r>
     </w:p>
     <w:p>
       <w:pPr>
@@ -247,7 +268,7 @@
                           <pic:cNvPicPr/>
                         </pic:nvPicPr>
                         <pic:blipFill>
-                          <a:blip r:embed="rId9"/>
+                          <a:blip r:embed="rId10"/>
                           <a:stretch>
                             <a:fillRect/>
                           </a:stretch>
@@ -845,7 +866,7 @@
                           <pic:cNvPicPr/>
                         </pic:nvPicPr>
                         <pic:blipFill>
-                          <a:blip r:embed="rId10"/>
+                          <a:blip r:embed="rId11"/>
                           <a:stretch>
                             <a:fillRect/>
                           </a:stretch>
@@ -924,7 +945,7 @@
                           <pic:cNvPicPr/>
                         </pic:nvPicPr>
                         <pic:blipFill>
-                          <a:blip r:embed="rId11"/>
+                          <a:blip r:embed="rId12"/>
                           <a:stretch>
                             <a:fillRect/>
                           </a:stretch>
@@ -1210,7 +1231,7 @@
                           <pic:cNvPicPr/>
                         </pic:nvPicPr>
                         <pic:blipFill>
-                          <a:blip r:embed="rId12"/>
+                          <a:blip r:embed="rId13"/>
                           <a:stretch>
                             <a:fillRect/>
                           </a:stretch>
@@ -1496,7 +1517,7 @@
                           <pic:cNvPicPr/>
                         </pic:nvPicPr>
                         <pic:blipFill>
-                          <a:blip r:embed="rId13"/>
+                          <a:blip r:embed="rId14"/>
                           <a:stretch>
                             <a:fillRect/>
                           </a:stretch>
@@ -1768,7 +1789,7 @@
                           <pic:cNvPicPr/>
                         </pic:nvPicPr>
                         <pic:blipFill>
-                          <a:blip r:embed="rId14"/>
+                          <a:blip r:embed="rId15"/>
                           <a:stretch>
                             <a:fillRect/>
                           </a:stretch>
@@ -2181,7 +2202,7 @@
                           <pic:cNvPicPr/>
                         </pic:nvPicPr>
                         <pic:blipFill>
-                          <a:blip r:embed="rId15"/>
+                          <a:blip r:embed="rId16"/>
                           <a:stretch>
                             <a:fillRect/>
                           </a:stretch>
@@ -2291,7 +2312,7 @@
       </w:r>
     </w:p>
     <w:sectPr>
-      <w:footerReference w:type="default" r:id="rId16"/>
+      <w:footerReference w:type="default" r:id="rId17"/>
       <w:pgSz w:w="12240" w:h="15840"/>
       <w:pgMar w:top="1134" w:right="1247" w:bottom="1134" w:left="1247" w:header="720" w:footer="720" w:gutter="0"/>
       <w:cols w:space="720"/>

--- a/CoLab_Space_Point_Proposal_Photos.docx
+++ b/CoLab_Space_Point_Proposal_Photos.docx
@@ -150,7 +150,7 @@
           <w:color w:val="000000"/>
           <w:sz w:val="22"/>
         </w:rPr>
-        <w:t>+92 349 7684322  |  +92 478 986460</w:t>
+        <w:t>+92 349 7684322  |  +92 347 8986460</w:t>
       </w:r>
     </w:p>
     <w:p>
@@ -1090,20 +1090,6 @@
           <w:color w:val="000000"/>
           <w:sz w:val="24"/>
         </w:rPr>
-        <w:t xml:space="preserve">  •  Custom UI</w:t>
-      </w:r>
-    </w:p>
-    <w:p>
-      <w:pPr>
-        <w:spacing w:after="60" w:before="40"/>
-      </w:pPr>
-      <w:r>
-        <w:rPr>
-          <w:rFonts w:ascii="Arial" w:hAnsi="Arial"/>
-          <w:b w:val="0"/>
-          <w:color w:val="000000"/>
-          <w:sz w:val="24"/>
-        </w:rPr>
         <w:t xml:space="preserve">  •  Contact form</w:t>
       </w:r>
     </w:p>
@@ -1133,20 +1119,6 @@
           <w:sz w:val="24"/>
         </w:rPr>
         <w:t xml:space="preserve">  •  Social media profile links</w:t>
-      </w:r>
-    </w:p>
-    <w:p>
-      <w:pPr>
-        <w:spacing w:after="60" w:before="40"/>
-      </w:pPr>
-      <w:r>
-        <w:rPr>
-          <w:rFonts w:ascii="Arial" w:hAnsi="Arial"/>
-          <w:b w:val="0"/>
-          <w:color w:val="000000"/>
-          <w:sz w:val="24"/>
-        </w:rPr>
-        <w:t xml:space="preserve">  •  Google Analytics setup</w:t>
       </w:r>
     </w:p>
     <w:p>
@@ -1446,7 +1418,7 @@
           <w:color w:val="000000"/>
           <w:sz w:val="24"/>
         </w:rPr>
-        <w:t xml:space="preserve">  •  Advanced SEO</w:t>
+        <w:t xml:space="preserve">  •  Basic SEO</w:t>
       </w:r>
     </w:p>
     <w:p>
@@ -1620,7 +1592,7 @@
           <w:color w:val="000000"/>
           <w:sz w:val="24"/>
         </w:rPr>
-        <w:t xml:space="preserve">  •  Unlimited pages (agreed scope)</w:t>
+        <w:t xml:space="preserve">  •  Up to 15 pages</w:t>
       </w:r>
     </w:p>
     <w:p>
@@ -2280,7 +2252,7 @@
           <w:color w:val="000000"/>
           <w:sz w:val="24"/>
         </w:rPr>
-        <w:t>Phone: +92 349 7684322  |  +92 478 986460</w:t>
+        <w:t>Phone: +92 349 7684322  |  +92 347 8986460</w:t>
       </w:r>
     </w:p>
     <w:p>

--- a/CoLab_Space_Point_Proposal_Photos.docx
+++ b/CoLab_Space_Point_Proposal_Photos.docx
@@ -1132,6 +1132,34 @@
           <w:color w:val="000000"/>
           <w:sz w:val="24"/>
         </w:rPr>
+        <w:t xml:space="preserve">  •  Social Media Management — account creation (Facebook &amp; Instagram)</w:t>
+      </w:r>
+    </w:p>
+    <w:p>
+      <w:pPr>
+        <w:spacing w:after="60" w:before="40"/>
+      </w:pPr>
+      <w:r>
+        <w:rPr>
+          <w:rFonts w:ascii="Arial" w:hAnsi="Arial"/>
+          <w:b w:val="0"/>
+          <w:color w:val="000000"/>
+          <w:sz w:val="24"/>
+        </w:rPr>
+        <w:t xml:space="preserve">  •  Basic business page setup</w:t>
+      </w:r>
+    </w:p>
+    <w:p>
+      <w:pPr>
+        <w:spacing w:after="60" w:before="40"/>
+      </w:pPr>
+      <w:r>
+        <w:rPr>
+          <w:rFonts w:ascii="Arial" w:hAnsi="Arial"/>
+          <w:b w:val="0"/>
+          <w:color w:val="000000"/>
+          <w:sz w:val="24"/>
+        </w:rPr>
         <w:t xml:space="preserve">  •  SSL configuration</w:t>
       </w:r>
     </w:p>
@@ -1446,6 +1474,34 @@
           <w:color w:val="000000"/>
           <w:sz w:val="24"/>
         </w:rPr>
+        <w:t xml:space="preserve">  •  Social Media Management — profile setup, branding &amp; cover design</w:t>
+      </w:r>
+    </w:p>
+    <w:p>
+      <w:pPr>
+        <w:spacing w:after="60" w:before="40"/>
+      </w:pPr>
+      <w:r>
+        <w:rPr>
+          <w:rFonts w:ascii="Arial" w:hAnsi="Arial"/>
+          <w:b w:val="0"/>
+          <w:color w:val="000000"/>
+          <w:sz w:val="24"/>
+        </w:rPr>
+        <w:t xml:space="preserve">  •  Initial launch posts &amp; monthly posting</w:t>
+      </w:r>
+    </w:p>
+    <w:p>
+      <w:pPr>
+        <w:spacing w:after="60" w:before="40"/>
+      </w:pPr>
+      <w:r>
+        <w:rPr>
+          <w:rFonts w:ascii="Arial" w:hAnsi="Arial"/>
+          <w:b w:val="0"/>
+          <w:color w:val="000000"/>
+          <w:sz w:val="24"/>
+        </w:rPr>
         <w:t xml:space="preserve">  •  60 days support</w:t>
       </w:r>
     </w:p>
@@ -1705,6 +1761,34 @@
           <w:sz w:val="24"/>
         </w:rPr>
         <w:t xml:space="preserve">  •  Admin training</w:t>
+      </w:r>
+    </w:p>
+    <w:p>
+      <w:pPr>
+        <w:spacing w:after="60" w:before="40"/>
+      </w:pPr>
+      <w:r>
+        <w:rPr>
+          <w:rFonts w:ascii="Arial" w:hAnsi="Arial"/>
+          <w:b w:val="0"/>
+          <w:color w:val="000000"/>
+          <w:sz w:val="24"/>
+        </w:rPr>
+        <w:t xml:space="preserve">  •  Social Media Management — full management (content, posting &amp; engagement)</w:t>
+      </w:r>
+    </w:p>
+    <w:p>
+      <w:pPr>
+        <w:spacing w:after="60" w:before="40"/>
+      </w:pPr>
+      <w:r>
+        <w:rPr>
+          <w:rFonts w:ascii="Arial" w:hAnsi="Arial"/>
+          <w:b w:val="0"/>
+          <w:color w:val="000000"/>
+          <w:sz w:val="24"/>
+        </w:rPr>
+        <w:t xml:space="preserve">  •  Content calendar, stories/reels &amp; monthly performance report</w:t>
       </w:r>
     </w:p>
     <w:p>

--- a/CoLab_Space_Point_Proposal_Photos.docx
+++ b/CoLab_Space_Point_Proposal_Photos.docx
@@ -1132,21 +1132,7 @@
           <w:color w:val="000000"/>
           <w:sz w:val="24"/>
         </w:rPr>
-        <w:t xml:space="preserve">  •  Social Media Management — account creation (Facebook &amp; Instagram)</w:t>
-      </w:r>
-    </w:p>
-    <w:p>
-      <w:pPr>
-        <w:spacing w:after="60" w:before="40"/>
-      </w:pPr>
-      <w:r>
-        <w:rPr>
-          <w:rFonts w:ascii="Arial" w:hAnsi="Arial"/>
-          <w:b w:val="0"/>
-          <w:color w:val="000000"/>
-          <w:sz w:val="24"/>
-        </w:rPr>
-        <w:t xml:space="preserve">  •  Basic business page setup</w:t>
+        <w:t xml:space="preserve">  •  Facebook &amp; Instagram — account creation &amp; basic business page setup</w:t>
       </w:r>
     </w:p>
     <w:p>
@@ -1474,7 +1460,7 @@
           <w:color w:val="000000"/>
           <w:sz w:val="24"/>
         </w:rPr>
-        <w:t xml:space="preserve">  •  Social Media Management — profile setup, branding &amp; cover design</w:t>
+        <w:t xml:space="preserve">  •  Facebook &amp; Instagram — profile setup, branding &amp; cover/banner design</w:t>
       </w:r>
     </w:p>
     <w:p>
@@ -1488,7 +1474,21 @@
           <w:color w:val="000000"/>
           <w:sz w:val="24"/>
         </w:rPr>
-        <w:t xml:space="preserve">  •  Initial launch posts &amp; monthly posting</w:t>
+        <w:t xml:space="preserve">  •  Facebook &amp; Instagram — initial launch posts &amp; monthly posting</w:t>
+      </w:r>
+    </w:p>
+    <w:p>
+      <w:pPr>
+        <w:spacing w:after="60" w:before="40"/>
+      </w:pPr>
+      <w:r>
+        <w:rPr>
+          <w:rFonts w:ascii="Arial" w:hAnsi="Arial"/>
+          <w:b w:val="0"/>
+          <w:color w:val="000000"/>
+          <w:sz w:val="24"/>
+        </w:rPr>
+        <w:t xml:space="preserve">  •  WhatsApp Business — profile setup &amp; website linking</w:t>
       </w:r>
     </w:p>
     <w:p>
@@ -1774,7 +1774,7 @@
           <w:color w:val="000000"/>
           <w:sz w:val="24"/>
         </w:rPr>
-        <w:t xml:space="preserve">  •  Social Media Management — full management (content, posting &amp; engagement)</w:t>
+        <w:t xml:space="preserve">  •  Facebook, Instagram, TikTok &amp; LinkedIn — full profile optimization &amp; branding</w:t>
       </w:r>
     </w:p>
     <w:p>
@@ -1788,7 +1788,21 @@
           <w:color w:val="000000"/>
           <w:sz w:val="24"/>
         </w:rPr>
-        <w:t xml:space="preserve">  •  Content calendar, stories/reels &amp; monthly performance report</w:t>
+        <w:t xml:space="preserve">  •  All social apps — content calendar, regular posts, stories &amp; reels</w:t>
+      </w:r>
+    </w:p>
+    <w:p>
+      <w:pPr>
+        <w:spacing w:after="60" w:before="40"/>
+      </w:pPr>
+      <w:r>
+        <w:rPr>
+          <w:rFonts w:ascii="Arial" w:hAnsi="Arial"/>
+          <w:b w:val="0"/>
+          <w:color w:val="000000"/>
+          <w:sz w:val="24"/>
+        </w:rPr>
+        <w:t xml:space="preserve">  •  All social apps — engagement, community management &amp; monthly performance report</w:t>
       </w:r>
     </w:p>
     <w:p>

--- a/CoLab_Space_Point_Proposal_Photos.docx
+++ b/CoLab_Space_Point_Proposal_Photos.docx
@@ -24,7 +24,7 @@
             <w:r>
               <w:drawing>
                 <wp:inline xmlns:a="http://schemas.openxmlformats.org/drawingml/2006/main" xmlns:pic="http://schemas.openxmlformats.org/drawingml/2006/picture">
-                  <wp:extent cx="5303520" cy="1616382"/>
+                  <wp:extent cx="5303520" cy="1241367"/>
                   <wp:docPr id="1" name="Picture 1"/>
                   <wp:cNvGraphicFramePr>
                     <a:graphicFrameLocks noChangeAspect="1"/>
@@ -45,7 +45,7 @@
                         <pic:spPr>
                           <a:xfrm>
                             <a:off x="0" y="0"/>
-                            <a:ext cx="5303520" cy="1616382"/>
+                            <a:ext cx="5303520" cy="1241367"/>
                           </a:xfrm>
                           <a:prstGeom prst="rect"/>
                         </pic:spPr>
@@ -255,7 +255,7 @@
             <w:r>
               <w:drawing>
                 <wp:inline xmlns:a="http://schemas.openxmlformats.org/drawingml/2006/main" xmlns:pic="http://schemas.openxmlformats.org/drawingml/2006/picture">
-                  <wp:extent cx="822960" cy="198882"/>
+                  <wp:extent cx="822960" cy="184644"/>
                   <wp:docPr id="2" name="Picture 2"/>
                   <wp:cNvGraphicFramePr>
                     <a:graphicFrameLocks noChangeAspect="1"/>
@@ -276,7 +276,7 @@
                         <pic:spPr>
                           <a:xfrm>
                             <a:off x="0" y="0"/>
-                            <a:ext cx="822960" cy="198882"/>
+                            <a:ext cx="822960" cy="184644"/>
                           </a:xfrm>
                           <a:prstGeom prst="rect"/>
                         </pic:spPr>

--- a/CoLab_Space_Point_Proposal_Photos.docx
+++ b/CoLab_Space_Point_Proposal_Photos.docx
@@ -3,79 +3,62 @@
 <w:document xmlns:wpc="http://schemas.microsoft.com/office/word/2010/wordprocessingCanvas" xmlns:mo="http://schemas.microsoft.com/office/mac/office/2008/main" xmlns:mc="http://schemas.openxmlformats.org/markup-compatibility/2006" xmlns:mv="urn:schemas-microsoft-com:mac:vml" xmlns:o="urn:schemas-microsoft-com:office:office" xmlns:r="http://schemas.openxmlformats.org/officeDocument/2006/relationships" xmlns:m="http://schemas.openxmlformats.org/officeDocument/2006/math" xmlns:v="urn:schemas-microsoft-com:vml" xmlns:wp14="http://schemas.microsoft.com/office/word/2010/wordprocessingDrawing" xmlns:wp="http://schemas.openxmlformats.org/drawingml/2006/wordprocessingDrawing" xmlns:w10="urn:schemas-microsoft-com:office:word" xmlns:w="http://schemas.openxmlformats.org/wordprocessingml/2006/main" xmlns:w14="http://schemas.microsoft.com/office/word/2010/wordml" xmlns:wpg="http://schemas.microsoft.com/office/word/2010/wordprocessingGroup" xmlns:wpi="http://schemas.microsoft.com/office/word/2010/wordprocessingInk" xmlns:wne="http://schemas.microsoft.com/office/word/2006/wordml" xmlns:wps="http://schemas.microsoft.com/office/word/2010/wordprocessingShape" mc:Ignorable="w14 wp14">
   <w:background w:color="FFFFFF"/>
   <w:body>
-    <w:tbl>
-      <w:tblPr>
-        <w:tblW w:type="auto" w:w="0"/>
-        <w:tblLook w:firstColumn="1" w:firstRow="1" w:lastColumn="0" w:lastRow="0" w:noHBand="0" w:noVBand="1" w:val="04A0"/>
-      </w:tblPr>
-      <w:tblGrid>
-        <w:gridCol w:w="9746"/>
-      </w:tblGrid>
-      <w:tr>
-        <w:tc>
-          <w:tcPr>
-            <w:tcW w:type="dxa" w:w="9746"/>
-            <w:shd w:val="clear" w:fill="04243C"/>
-          </w:tcPr>
-          <w:p>
-            <w:pPr>
-              <w:jc w:val="center"/>
-            </w:pPr>
-            <w:r>
-              <w:drawing>
-                <wp:inline xmlns:a="http://schemas.openxmlformats.org/drawingml/2006/main" xmlns:pic="http://schemas.openxmlformats.org/drawingml/2006/picture">
-                  <wp:extent cx="5303520" cy="1241367"/>
-                  <wp:docPr id="1" name="Picture 1"/>
-                  <wp:cNvGraphicFramePr>
-                    <a:graphicFrameLocks noChangeAspect="1"/>
-                  </wp:cNvGraphicFramePr>
-                  <a:graphic>
-                    <a:graphicData uri="http://schemas.openxmlformats.org/drawingml/2006/picture">
-                      <pic:pic>
-                        <pic:nvPicPr>
-                          <pic:cNvPr id="0" name="logo_cover.png"/>
-                          <pic:cNvPicPr/>
-                        </pic:nvPicPr>
-                        <pic:blipFill>
-                          <a:blip r:embed="rId9"/>
-                          <a:stretch>
-                            <a:fillRect/>
-                          </a:stretch>
-                        </pic:blipFill>
-                        <pic:spPr>
-                          <a:xfrm>
-                            <a:off x="0" y="0"/>
-                            <a:ext cx="5303520" cy="1241367"/>
-                          </a:xfrm>
-                          <a:prstGeom prst="rect"/>
-                        </pic:spPr>
-                      </pic:pic>
-                    </a:graphicData>
-                  </a:graphic>
-                </wp:inline>
-              </w:drawing>
-            </w:r>
-          </w:p>
-          <w:p>
-            <w:pPr>
-              <w:jc w:val="center"/>
-            </w:pPr>
-            <w:r>
-              <w:rPr>
-                <w:rFonts w:ascii="Arial" w:hAnsi="Arial"/>
-                <w:b w:val="0"/>
-                <w:color w:val="06ACBA"/>
-                <w:sz w:val="20"/>
-              </w:rPr>
-              <w:t>CoLab Point  |  Digital Agency  |  Gujrat, Pakistan</w:t>
-            </w:r>
-          </w:p>
-        </w:tc>
-      </w:tr>
-    </w:tbl>
     <w:p>
       <w:pPr>
-        <w:spacing w:after="160" w:before="40"/>
+        <w:jc w:val="center"/>
+      </w:pPr>
+      <w:r>
+        <w:drawing>
+          <wp:inline xmlns:a="http://schemas.openxmlformats.org/drawingml/2006/main" xmlns:pic="http://schemas.openxmlformats.org/drawingml/2006/picture">
+            <wp:extent cx="5669280" cy="1335086"/>
+            <wp:docPr id="1" name="Picture 1"/>
+            <wp:cNvGraphicFramePr>
+              <a:graphicFrameLocks noChangeAspect="1"/>
+            </wp:cNvGraphicFramePr>
+            <a:graphic>
+              <a:graphicData uri="http://schemas.openxmlformats.org/drawingml/2006/picture">
+                <pic:pic>
+                  <pic:nvPicPr>
+                    <pic:cNvPr id="0" name="logo.png"/>
+                    <pic:cNvPicPr/>
+                  </pic:nvPicPr>
+                  <pic:blipFill>
+                    <a:blip r:embed="rId9"/>
+                    <a:stretch>
+                      <a:fillRect/>
+                    </a:stretch>
+                  </pic:blipFill>
+                  <pic:spPr>
+                    <a:xfrm>
+                      <a:off x="0" y="0"/>
+                      <a:ext cx="5669280" cy="1335086"/>
+                    </a:xfrm>
+                    <a:prstGeom prst="rect"/>
+                  </pic:spPr>
+                </pic:pic>
+              </a:graphicData>
+            </a:graphic>
+          </wp:inline>
+        </w:drawing>
+      </w:r>
+    </w:p>
+    <w:p>
+      <w:pPr>
+        <w:jc w:val="center"/>
+      </w:pPr>
+      <w:r>
+        <w:rPr>
+          <w:rFonts w:ascii="Arial" w:hAnsi="Arial"/>
+          <w:b w:val="0"/>
+          <w:color w:val="06ACBA"/>
+          <w:sz w:val="20"/>
+        </w:rPr>
+        <w:t>CoLab Point  |  Digital Agency  |  Gujrat, Pakistan</w:t>
+      </w:r>
+    </w:p>
+    <w:p>
+      <w:pPr>
+        <w:spacing w:after="120" w:before="40"/>
       </w:pPr>
     </w:p>
     <w:p>
@@ -255,7 +238,7 @@
             <w:r>
               <w:drawing>
                 <wp:inline xmlns:a="http://schemas.openxmlformats.org/drawingml/2006/main" xmlns:pic="http://schemas.openxmlformats.org/drawingml/2006/picture">
-                  <wp:extent cx="822960" cy="184644"/>
+                  <wp:extent cx="822960" cy="193803"/>
                   <wp:docPr id="2" name="Picture 2"/>
                   <wp:cNvGraphicFramePr>
                     <a:graphicFrameLocks noChangeAspect="1"/>
@@ -268,7 +251,7 @@
                           <pic:cNvPicPr/>
                         </pic:nvPicPr>
                         <pic:blipFill>
-                          <a:blip r:embed="rId10"/>
+                          <a:blip r:embed="rId9"/>
                           <a:stretch>
                             <a:fillRect/>
                           </a:stretch>
@@ -276,7 +259,7 @@
                         <pic:spPr>
                           <a:xfrm>
                             <a:off x="0" y="0"/>
-                            <a:ext cx="822960" cy="184644"/>
+                            <a:ext cx="822960" cy="193803"/>
                           </a:xfrm>
                           <a:prstGeom prst="rect"/>
                         </pic:spPr>
@@ -866,7 +849,7 @@
                           <pic:cNvPicPr/>
                         </pic:nvPicPr>
                         <pic:blipFill>
-                          <a:blip r:embed="rId11"/>
+                          <a:blip r:embed="rId10"/>
                           <a:stretch>
                             <a:fillRect/>
                           </a:stretch>
@@ -945,7 +928,7 @@
                           <pic:cNvPicPr/>
                         </pic:nvPicPr>
                         <pic:blipFill>
-                          <a:blip r:embed="rId12"/>
+                          <a:blip r:embed="rId11"/>
                           <a:stretch>
                             <a:fillRect/>
                           </a:stretch>
@@ -1217,7 +1200,7 @@
                           <pic:cNvPicPr/>
                         </pic:nvPicPr>
                         <pic:blipFill>
-                          <a:blip r:embed="rId13"/>
+                          <a:blip r:embed="rId12"/>
                           <a:stretch>
                             <a:fillRect/>
                           </a:stretch>
@@ -1545,7 +1528,7 @@
                           <pic:cNvPicPr/>
                         </pic:nvPicPr>
                         <pic:blipFill>
-                          <a:blip r:embed="rId14"/>
+                          <a:blip r:embed="rId13"/>
                           <a:stretch>
                             <a:fillRect/>
                           </a:stretch>
@@ -1859,7 +1842,7 @@
                           <pic:cNvPicPr/>
                         </pic:nvPicPr>
                         <pic:blipFill>
-                          <a:blip r:embed="rId15"/>
+                          <a:blip r:embed="rId14"/>
                           <a:stretch>
                             <a:fillRect/>
                           </a:stretch>
@@ -2272,7 +2255,7 @@
                           <pic:cNvPicPr/>
                         </pic:nvPicPr>
                         <pic:blipFill>
-                          <a:blip r:embed="rId16"/>
+                          <a:blip r:embed="rId15"/>
                           <a:stretch>
                             <a:fillRect/>
                           </a:stretch>
@@ -2382,7 +2365,7 @@
       </w:r>
     </w:p>
     <w:sectPr>
-      <w:footerReference w:type="default" r:id="rId17"/>
+      <w:footerReference w:type="default" r:id="rId16"/>
       <w:pgSz w:w="12240" w:h="15840"/>
       <w:pgMar w:top="1134" w:right="1247" w:bottom="1134" w:left="1247" w:header="720" w:footer="720" w:gutter="0"/>
       <w:cols w:space="720"/>
